--- a/backend/templates/docx/AM_AI_SAFE_FAIRA_Report_TEMPLATE_v0.38_20260201.docx
+++ b/backend/templates/docx/AM_AI_SAFE_FAIRA_Report_TEMPLATE_v0.38_20260201.docx
@@ -7107,19 +7107,7 @@
         <w:rPr>
           <w:lang w:val="en-AU" w:eastAsia="en-AU"/>
         </w:rPr>
-        <w:t>{%</w:t>
-      </w:r>
-      <w:r>
-        <w:rPr>
-          <w:lang w:val="en-AU" w:eastAsia="en-AU"/>
-        </w:rPr>
-        <w:t>p</w:t>
-      </w:r>
-      <w:r>
-        <w:rPr>
-          <w:lang w:val="en-AU" w:eastAsia="en-AU"/>
-        </w:rPr>
-        <w:t xml:space="preserve"> else %}</w:t>
+        <w:t>{%p else %}</w:t>
       </w:r>
     </w:p>
     <w:p>
@@ -7147,19 +7135,7 @@
         <w:rPr>
           <w:lang w:val="en-AU" w:eastAsia="en-AU"/>
         </w:rPr>
-        <w:t>{%</w:t>
-      </w:r>
-      <w:r>
-        <w:rPr>
-          <w:lang w:val="en-AU" w:eastAsia="en-AU"/>
-        </w:rPr>
-        <w:t>p</w:t>
-      </w:r>
-      <w:r>
-        <w:rPr>
-          <w:lang w:val="en-AU" w:eastAsia="en-AU"/>
-        </w:rPr>
-        <w:t xml:space="preserve"> endif %}</w:t>
+        <w:t>{%p endif %}</w:t>
       </w:r>
     </w:p>
     <w:p>
@@ -7207,19 +7183,7 @@
         <w:rPr>
           <w:lang w:val="en-AU" w:eastAsia="en-AU"/>
         </w:rPr>
-        <w:t>{%</w:t>
-      </w:r>
-      <w:r>
-        <w:rPr>
-          <w:lang w:val="en-AU" w:eastAsia="en-AU"/>
-        </w:rPr>
-        <w:t>p</w:t>
-      </w:r>
-      <w:r>
-        <w:rPr>
-          <w:lang w:val="en-AU" w:eastAsia="en-AU"/>
-        </w:rPr>
-        <w:t xml:space="preserve"> else %}</w:t>
+        <w:t>{%p else %}</w:t>
       </w:r>
     </w:p>
     <w:p>
@@ -7247,19 +7211,7 @@
         <w:rPr>
           <w:lang w:val="en-AU" w:eastAsia="en-AU"/>
         </w:rPr>
-        <w:t>{%</w:t>
-      </w:r>
-      <w:r>
-        <w:rPr>
-          <w:lang w:val="en-AU" w:eastAsia="en-AU"/>
-        </w:rPr>
-        <w:t>p</w:t>
-      </w:r>
-      <w:r>
-        <w:rPr>
-          <w:lang w:val="en-AU" w:eastAsia="en-AU"/>
-        </w:rPr>
-        <w:t xml:space="preserve"> endif %}</w:t>
+        <w:t>{%p endif %}</w:t>
       </w:r>
     </w:p>
     <w:p>
@@ -9291,71 +9243,7 @@
         <w:rPr>
           <w:lang w:val="en-AU"/>
         </w:rPr>
-        <w:t>{%</w:t>
-      </w:r>
-      <w:r>
-        <w:rPr>
-          <w:lang w:val="en-AU"/>
-        </w:rPr>
-        <w:t>p</w:t>
-      </w:r>
-      <w:r>
-        <w:rPr>
-          <w:lang w:val="en-AU"/>
-        </w:rPr>
-        <w:t xml:space="preserve"> el</w:t>
-      </w:r>
-      <w:r>
-        <w:rPr>
-          <w:lang w:val="en-AU"/>
-        </w:rPr>
-        <w:t>se</w:t>
-      </w:r>
-      <w:r>
-        <w:rPr>
-          <w:lang w:val="en-AU"/>
-        </w:rPr>
-        <w:t xml:space="preserve"> %}</w:t>
-      </w:r>
-    </w:p>
-    <w:p>
-      <w:pPr>
-        <w:spacing w:before="60" w:after="60"/>
-        <w:rPr>
-          <w:lang w:val="en-AU"/>
-        </w:rPr>
-      </w:pPr>
-      <w:r>
-        <w:rPr>
-          <w:lang w:val="en-AU"/>
-        </w:rPr>
-        <w:t>AI outputs are not sent to external systems without human review.</w:t>
-      </w:r>
-    </w:p>
-    <w:p>
-      <w:pPr>
-        <w:spacing w:before="60" w:after="60"/>
-        <w:rPr>
-          <w:lang w:val="en-AU"/>
-        </w:rPr>
-      </w:pPr>
-      <w:r>
-        <w:rPr>
-          <w:lang w:val="en-AU"/>
-        </w:rPr>
-        <w:t>{%</w:t>
-      </w:r>
-      <w:r>
-        <w:rPr>
-          <w:lang w:val="en-AU"/>
-        </w:rPr>
-        <w:t xml:space="preserve">p </w:t>
-      </w:r>
-      <w:r>
-        <w:rPr>
-          <w:lang w:val="en-AU"/>
-        </w:rPr>
-        <w:t>endif %}</w:t>
+        <w:t>{%p endif %}</w:t>
       </w:r>
     </w:p>
     <w:p>
@@ -9445,213 +9333,85 @@
         <w:rPr>
           <w:lang w:val="en-AU"/>
         </w:rPr>
+        <w:t>{%p endif %}</w:t>
+      </w:r>
+    </w:p>
+    <w:p>
+      <w:pPr>
+        <w:spacing w:before="60" w:after="60"/>
+        <w:rPr>
+          <w:lang w:val="en-AU"/>
+        </w:rPr>
+      </w:pPr>
+      <w:r>
+        <w:rPr>
+          <w:lang w:val="en-AU"/>
+        </w:rPr>
+        <w:t>{%p if faira_form.A4_6 == “Yes” %}</w:t>
+      </w:r>
+    </w:p>
+    <w:p>
+      <w:pPr>
+        <w:spacing w:before="60" w:after="60"/>
+        <w:rPr>
+          <w:lang w:val="en-AU"/>
+        </w:rPr>
+      </w:pPr>
+      <w:r>
+        <w:rPr>
+          <w:lang w:val="en-AU"/>
+        </w:rPr>
+        <w:t>The AI outputs have been identified as potentially including regulated or sensitive information. The categories of regulated or sensitive data involved include {{ faira_form.A4_6_data_types | format_list }}.</w:t>
+      </w:r>
+    </w:p>
+    <w:p>
+      <w:pPr>
+        <w:spacing w:before="60" w:after="60"/>
+        <w:rPr>
+          <w:lang w:val="en-AU"/>
+        </w:rPr>
+      </w:pPr>
+      <w:r>
+        <w:rPr>
+          <w:lang w:val="en-AU"/>
+        </w:rPr>
+        <w:t>{%p endif %}</w:t>
+      </w:r>
+    </w:p>
+    <w:p>
+      <w:r>
+        <w:t>{%p if faira_form.A4_7 == “Yes” %}</w:t>
+      </w:r>
+    </w:p>
+    <w:p>
+      <w:r>
+        <w:t>The assessment indicates that AI outputs may contain personally identifiable information (PII). The PII categories identified include {{ faira_form.A4_7_pii_types | format_list if faira_form.A4_7_pii_types else "type(s) not specified" }}. Access to outputs containing PII is described as {{ faira_form.A4_7_access_scope if faira_form.A4_7_access_scope else "not specified" }}. Controls limiting access to outputs containing PII include {{ faira_form.A4_7_access_controls | format_list if faira_form.A4_7_access_controls else "control(s) not specified" }}</w:t>
+      </w:r>
+      <w:r>
+        <w:t>.</w:t>
+      </w:r>
+    </w:p>
+    <w:p>
+      <w:r>
+        <w:t>{% if faira_form.A4_7_notes %}. Additional notes: {{ faira_form.A4_7_notes }}</w:t>
+      </w:r>
+      <w:r>
+        <w:t>.</w:t>
+      </w:r>
+    </w:p>
+    <w:p>
+      <w:r>
+        <w:t>{% endif %}</w:t>
+      </w:r>
+    </w:p>
+    <w:p>
+      <w:r>
         <w:t>{%</w:t>
       </w:r>
       <w:r>
-        <w:rPr>
-          <w:lang w:val="en-AU"/>
-        </w:rPr>
         <w:t>p</w:t>
       </w:r>
       <w:r>
-        <w:rPr>
-          <w:lang w:val="en-AU"/>
-        </w:rPr>
-        <w:t xml:space="preserve"> el</w:t>
-      </w:r>
-      <w:r>
-        <w:rPr>
-          <w:lang w:val="en-AU"/>
-        </w:rPr>
-        <w:t>se</w:t>
-      </w:r>
-      <w:r>
-        <w:rPr>
-          <w:lang w:val="en-AU"/>
-        </w:rPr>
-        <w:t xml:space="preserve"> %}</w:t>
-      </w:r>
-    </w:p>
-    <w:p>
-      <w:pPr>
-        <w:spacing w:before="60" w:after="60"/>
-        <w:rPr>
-          <w:lang w:val="en-AU"/>
-        </w:rPr>
-      </w:pPr>
-      <w:r>
-        <w:rPr>
-          <w:lang w:val="en-AU"/>
-        </w:rPr>
-        <w:t>The assessment indicates that unauthorised access to AI outputs has not been identified within the scope of this assessment.</w:t>
-      </w:r>
-    </w:p>
-    <w:p>
-      <w:pPr>
-        <w:spacing w:before="60" w:after="60"/>
-        <w:rPr>
-          <w:lang w:val="en-AU"/>
-        </w:rPr>
-      </w:pPr>
-      <w:r>
-        <w:rPr>
-          <w:lang w:val="en-AU"/>
-        </w:rPr>
-        <w:t>{%</w:t>
-      </w:r>
-      <w:r>
-        <w:rPr>
-          <w:lang w:val="en-AU"/>
-        </w:rPr>
-        <w:t>p</w:t>
-      </w:r>
-      <w:r>
-        <w:rPr>
-          <w:lang w:val="en-AU"/>
-        </w:rPr>
-        <w:t xml:space="preserve"> endif %}</w:t>
-      </w:r>
-    </w:p>
-    <w:p>
-      <w:pPr>
-        <w:spacing w:before="60" w:after="60"/>
-        <w:rPr>
-          <w:lang w:val="en-AU"/>
-        </w:rPr>
-      </w:pPr>
-      <w:r>
-        <w:rPr>
-          <w:lang w:val="en-AU"/>
-        </w:rPr>
-        <w:t>{%p if faira_form.A4_6 == “Yes” %}</w:t>
-      </w:r>
-    </w:p>
-    <w:p>
-      <w:pPr>
-        <w:spacing w:before="60" w:after="60"/>
-        <w:rPr>
-          <w:lang w:val="en-AU"/>
-        </w:rPr>
-      </w:pPr>
-      <w:r>
-        <w:rPr>
-          <w:lang w:val="en-AU"/>
-        </w:rPr>
-        <w:t>The AI outputs have been identified as potentially including regulated or sensitive information. The categories of regulated or sensitive data involved include {{ faira_form.A4_6_data_types | format_list }}.</w:t>
-      </w:r>
-    </w:p>
-    <w:p>
-      <w:pPr>
-        <w:spacing w:before="60" w:after="60"/>
-        <w:rPr>
-          <w:lang w:val="en-AU"/>
-        </w:rPr>
-      </w:pPr>
-      <w:r>
-        <w:rPr>
-          <w:lang w:val="en-AU"/>
-        </w:rPr>
-        <w:t>{%</w:t>
-      </w:r>
-      <w:r>
-        <w:rPr>
-          <w:lang w:val="en-AU"/>
-        </w:rPr>
-        <w:t>p</w:t>
-      </w:r>
-      <w:r>
-        <w:rPr>
-          <w:lang w:val="en-AU"/>
-        </w:rPr>
-        <w:t xml:space="preserve"> el</w:t>
-      </w:r>
-      <w:r>
-        <w:rPr>
-          <w:lang w:val="en-AU"/>
-        </w:rPr>
-        <w:t>se</w:t>
-      </w:r>
-      <w:r>
-        <w:rPr>
-          <w:lang w:val="en-AU"/>
-        </w:rPr>
-        <w:t xml:space="preserve"> %}</w:t>
-      </w:r>
-    </w:p>
-    <w:p>
-      <w:pPr>
-        <w:spacing w:before="60" w:after="60"/>
-        <w:rPr>
-          <w:lang w:val="en-AU"/>
-        </w:rPr>
-      </w:pPr>
-      <w:r>
-        <w:rPr>
-          <w:lang w:val="en-AU"/>
-        </w:rPr>
-        <w:t>The AI outputs have not been identified as including regulated or sensitive information.</w:t>
-      </w:r>
-    </w:p>
-    <w:p>
-      <w:pPr>
-        <w:spacing w:before="60" w:after="60"/>
-        <w:rPr>
-          <w:lang w:val="en-AU"/>
-        </w:rPr>
-      </w:pPr>
-      <w:r>
-        <w:rPr>
-          <w:lang w:val="en-AU"/>
-        </w:rPr>
-        <w:t>{%</w:t>
-      </w:r>
-      <w:r>
-        <w:rPr>
-          <w:lang w:val="en-AU"/>
-        </w:rPr>
-        <w:t>p</w:t>
-      </w:r>
-      <w:r>
-        <w:rPr>
-          <w:lang w:val="en-AU"/>
-        </w:rPr>
-        <w:t xml:space="preserve"> endif %}</w:t>
-      </w:r>
-    </w:p>
-    <w:p>
-      <w:r>
-        <w:t>{%p if faira_form.A4_7 == “Yes” %}</w:t>
-      </w:r>
-    </w:p>
-    <w:p>
-      <w:r>
-        <w:t>The assessment indicates that AI outputs may contain personally identifiable information (PII). The PII categories identified include {{ faira_form.A4_7_pii_types | format_list if faira_form.A4_7_pii_types else "type(s) not specified" }}. Access to outputs containing PII is described as {{ faira_form.A4_7_access_scope if faira_form.A4_7_access_scope else "not specified" }}. Controls limiting access to outputs containing PII include {{ faira_form.A4_7_access_controls | format_list if faira_form.A4_7_access_controls else "control(s) not specified" }}</w:t>
-      </w:r>
-      <w:r>
-        <w:t>.</w:t>
-      </w:r>
-    </w:p>
-    <w:p>
-      <w:r>
-        <w:t>{% if faira_form.A4_7_notes %}. Additional notes: {{ faira_form.A4_7_notes }}</w:t>
-      </w:r>
-      <w:r>
-        <w:t>.</w:t>
-      </w:r>
-    </w:p>
-    <w:p>
-      <w:r>
-        <w:t>{% endif %}</w:t>
-      </w:r>
-    </w:p>
-    <w:p>
-      <w:r>
-        <w:t>{%</w:t>
-      </w:r>
-      <w:r>
-        <w:t>p</w:t>
-      </w:r>
-      <w:r>
         <w:t xml:space="preserve"> else </w:t>
       </w:r>
       <w:r>
@@ -9665,13 +9425,7 @@
     </w:p>
     <w:p>
       <w:r>
-        <w:t>{%</w:t>
-      </w:r>
-      <w:r>
-        <w:t>p</w:t>
-      </w:r>
-      <w:r>
-        <w:t xml:space="preserve"> endif %}</w:t>
+        <w:t>{%p endif %}</w:t>
       </w:r>
     </w:p>
     <w:p>
@@ -11203,71 +10957,7 @@
         <w:rPr>
           <w:lang w:val="en-AU" w:eastAsia="en-AU"/>
         </w:rPr>
-        <w:t>{%</w:t>
-      </w:r>
-      <w:r>
-        <w:rPr>
-          <w:lang w:val="en-AU" w:eastAsia="en-AU"/>
-        </w:rPr>
-        <w:t>p</w:t>
-      </w:r>
-      <w:r>
-        <w:rPr>
-          <w:lang w:val="en-AU" w:eastAsia="en-AU"/>
-        </w:rPr>
-        <w:t xml:space="preserve"> el</w:t>
-      </w:r>
-      <w:r>
-        <w:rPr>
-          <w:lang w:val="en-AU" w:eastAsia="en-AU"/>
-        </w:rPr>
-        <w:t>se</w:t>
-      </w:r>
-      <w:r>
-        <w:rPr>
-          <w:lang w:val="en-AU" w:eastAsia="en-AU"/>
-        </w:rPr>
-        <w:t xml:space="preserve"> %}</w:t>
-      </w:r>
-    </w:p>
-    <w:p>
-      <w:pPr>
-        <w:spacing w:before="60" w:after="60"/>
-        <w:rPr>
-          <w:lang w:val="en-AU" w:eastAsia="en-AU"/>
-        </w:rPr>
-      </w:pPr>
-      <w:r>
-        <w:rPr>
-          <w:lang w:val="en-AU" w:eastAsia="en-AU"/>
-        </w:rPr>
-        <w:t>The AI system has not been subject to independent review.</w:t>
-      </w:r>
-    </w:p>
-    <w:p>
-      <w:pPr>
-        <w:spacing w:before="60" w:after="60"/>
-        <w:rPr>
-          <w:lang w:val="en-AU" w:eastAsia="en-AU"/>
-        </w:rPr>
-      </w:pPr>
-      <w:r>
-        <w:rPr>
-          <w:lang w:val="en-AU" w:eastAsia="en-AU"/>
-        </w:rPr>
-        <w:t>{%</w:t>
-      </w:r>
-      <w:r>
-        <w:rPr>
-          <w:lang w:val="en-AU" w:eastAsia="en-AU"/>
-        </w:rPr>
-        <w:t>p</w:t>
-      </w:r>
-      <w:r>
-        <w:rPr>
-          <w:lang w:val="en-AU" w:eastAsia="en-AU"/>
-        </w:rPr>
-        <w:t xml:space="preserve"> endif %}</w:t>
+        <w:t>{%p endif %}</w:t>
       </w:r>
     </w:p>
     <w:p>
@@ -11444,70 +11134,7 @@
         <w:rPr>
           <w:lang w:val="en-AU" w:eastAsia="en-AU"/>
         </w:rPr>
-        <w:t>{%</w:t>
-      </w:r>
-      <w:r>
-        <w:rPr>
-          <w:lang w:val="en-AU" w:eastAsia="en-AU"/>
-        </w:rPr>
-        <w:t>p</w:t>
-      </w:r>
-      <w:r>
-        <w:rPr>
-          <w:lang w:val="en-AU" w:eastAsia="en-AU"/>
-        </w:rPr>
-        <w:t xml:space="preserve"> if faira_form.A5_10_other %}</w:t>
-      </w:r>
-    </w:p>
-    <w:p>
-      <w:pPr>
-        <w:pStyle w:val="ListParagraph"/>
-        <w:numPr>
-          <w:ilvl w:val="0"/>
-          <w:numId w:val="32"/>
-        </w:numPr>
-        <w:rPr>
-          <w:lang w:val="en-AU" w:eastAsia="en-AU"/>
-        </w:rPr>
-      </w:pPr>
-      <w:r>
-        <w:rPr>
-          <w:b/>
-          <w:bCs/>
-          <w:lang w:val="en-AU" w:eastAsia="en-AU"/>
-        </w:rPr>
-        <w:t>Other obligations:</w:t>
-      </w:r>
-      <w:r>
-        <w:rPr>
-          <w:lang w:val="en-AU" w:eastAsia="en-AU"/>
-        </w:rPr>
-        <w:t xml:space="preserve"> {{ faira_form.A5_10_other }}</w:t>
-      </w:r>
-    </w:p>
-    <w:p>
-      <w:pPr>
-        <w:rPr>
-          <w:lang w:val="en-AU" w:eastAsia="en-AU"/>
-        </w:rPr>
-      </w:pPr>
-      <w:r>
-        <w:rPr>
-          <w:lang w:val="en-AU" w:eastAsia="en-AU"/>
-        </w:rPr>
-        <w:t>{%</w:t>
-      </w:r>
-      <w:r>
-        <w:rPr>
-          <w:lang w:val="en-AU" w:eastAsia="en-AU"/>
-        </w:rPr>
-        <w:t>p</w:t>
-      </w:r>
-      <w:r>
-        <w:rPr>
-          <w:lang w:val="en-AU" w:eastAsia="en-AU"/>
-        </w:rPr>
-        <w:t xml:space="preserve"> endif %}</w:t>
+        <w:t>{%p endif %}</w:t>
       </w:r>
     </w:p>
     <w:p>
@@ -14882,209 +14509,7 @@
                 <w:szCs w:val="20"/>
                 <w:highlight w:val="green"/>
               </w:rPr>
-              <w:t>{%</w:t>
-            </w:r>
-            <w:r>
-              <w:rPr>
-                <w:sz w:val="20"/>
-                <w:szCs w:val="20"/>
-                <w:highlight w:val="green"/>
-              </w:rPr>
-              <w:t>p</w:t>
-            </w:r>
-            <w:r>
-              <w:rPr>
-                <w:sz w:val="20"/>
-                <w:szCs w:val="20"/>
-                <w:highlight w:val="green"/>
-              </w:rPr>
-              <w:t xml:space="preserve"> if faira_form.B7_1 == "Yes" %} </w:t>
-            </w:r>
-          </w:p>
-          <w:p>
-            <w:pPr>
-              <w:pStyle w:val="ListParagraph"/>
-              <w:numPr>
-                <w:ilvl w:val="0"/>
-                <w:numId w:val="45"/>
-              </w:numPr>
-              <w:spacing w:before="60" w:after="60"/>
-              <w:contextualSpacing w:val="0"/>
-              <w:rPr>
-                <w:sz w:val="20"/>
-                <w:szCs w:val="20"/>
-                <w:highlight w:val="green"/>
-              </w:rPr>
-            </w:pPr>
-            <w:r>
-              <w:rPr>
-                <w:sz w:val="20"/>
-                <w:szCs w:val="20"/>
-                <w:highlight w:val="green"/>
-              </w:rPr>
-              <w:t xml:space="preserve">Initiators: {{ faira_form.B7_1_initiators | format_list if faira_form.B7_1_initiators else "not specified" }}; </w:t>
-            </w:r>
-          </w:p>
-          <w:p>
-            <w:pPr>
-              <w:pStyle w:val="ListParagraph"/>
-              <w:numPr>
-                <w:ilvl w:val="0"/>
-                <w:numId w:val="45"/>
-              </w:numPr>
-              <w:spacing w:before="60" w:after="60"/>
-              <w:contextualSpacing w:val="0"/>
-              <w:rPr>
-                <w:sz w:val="20"/>
-                <w:szCs w:val="20"/>
-                <w:highlight w:val="green"/>
-              </w:rPr>
-            </w:pPr>
-            <w:r>
-              <w:rPr>
-                <w:sz w:val="20"/>
-                <w:szCs w:val="20"/>
-                <w:highlight w:val="green"/>
-              </w:rPr>
-              <w:t>Channels: {{ faira_form.B7_1_channels | format_list if faira_form.B7_1_channels else "not specified" }}</w:t>
-            </w:r>
-          </w:p>
-          <w:p>
-            <w:pPr>
-              <w:pStyle w:val="ListParagraph"/>
-              <w:numPr>
-                <w:ilvl w:val="0"/>
-                <w:numId w:val="45"/>
-              </w:numPr>
-              <w:spacing w:before="60" w:after="60"/>
-              <w:contextualSpacing w:val="0"/>
-              <w:rPr>
-                <w:sz w:val="20"/>
-                <w:szCs w:val="20"/>
-                <w:highlight w:val="green"/>
-              </w:rPr>
-            </w:pPr>
-            <w:r>
-              <w:rPr>
-                <w:sz w:val="20"/>
-                <w:szCs w:val="20"/>
-                <w:highlight w:val="green"/>
-              </w:rPr>
-              <w:t>Review process: {{ faira_form.B7_1_review_process | format_list if faira_form.B7_1_review_process else "not specified" }}</w:t>
-            </w:r>
-          </w:p>
-          <w:p>
-            <w:pPr>
-              <w:pStyle w:val="ListParagraph"/>
-              <w:numPr>
-                <w:ilvl w:val="0"/>
-                <w:numId w:val="45"/>
-              </w:numPr>
-              <w:spacing w:before="60" w:after="60"/>
-              <w:contextualSpacing w:val="0"/>
-              <w:rPr>
-                <w:sz w:val="20"/>
-                <w:szCs w:val="20"/>
-                <w:highlight w:val="green"/>
-              </w:rPr>
-            </w:pPr>
-            <w:r>
-              <w:rPr>
-                <w:sz w:val="20"/>
-                <w:szCs w:val="20"/>
-                <w:highlight w:val="green"/>
-              </w:rPr>
-              <w:t>Review inputs: {{ faira_form.B7_1_review_inputs | format_list if faira_form.B7_1_review_inputs else "not specified" }}</w:t>
-            </w:r>
-          </w:p>
-          <w:p>
-            <w:pPr>
-              <w:pStyle w:val="ListParagraph"/>
-              <w:numPr>
-                <w:ilvl w:val="0"/>
-                <w:numId w:val="45"/>
-              </w:numPr>
-              <w:spacing w:before="60" w:after="60"/>
-              <w:contextualSpacing w:val="0"/>
-              <w:rPr>
-                <w:sz w:val="20"/>
-                <w:szCs w:val="20"/>
-                <w:highlight w:val="green"/>
-              </w:rPr>
-            </w:pPr>
-            <w:r>
-              <w:rPr>
-                <w:sz w:val="20"/>
-                <w:szCs w:val="20"/>
-                <w:highlight w:val="green"/>
-              </w:rPr>
-              <w:t xml:space="preserve">Outcome change: {{ faira_form.B7_1_outcome_change if faira_form.B7_1_outcome_change else "not specified" }}{% if faira_form.B7_1_describe %} </w:t>
-            </w:r>
-          </w:p>
-          <w:p>
-            <w:pPr>
-              <w:pStyle w:val="ListParagraph"/>
-              <w:keepNext/>
-              <w:numPr>
-                <w:ilvl w:val="0"/>
-                <w:numId w:val="45"/>
-              </w:numPr>
-              <w:spacing w:before="60" w:after="60"/>
-              <w:contextualSpacing w:val="0"/>
-              <w:rPr>
-                <w:sz w:val="20"/>
-                <w:szCs w:val="20"/>
-                <w:highlight w:val="green"/>
-                <w:lang w:val="en-AU" w:eastAsia="en-AU"/>
-              </w:rPr>
-            </w:pPr>
-            <w:r>
-              <w:rPr>
-                <w:sz w:val="20"/>
-                <w:szCs w:val="20"/>
-                <w:highlight w:val="green"/>
-              </w:rPr>
-              <w:t>Notes: {{ faira_form.B7_1_describe }}{% endif %}{% elif faira_form.B7_1 == "No" %}No{%</w:t>
-            </w:r>
-            <w:r>
-              <w:rPr>
-                <w:sz w:val="20"/>
-                <w:szCs w:val="20"/>
-                <w:highlight w:val="green"/>
-              </w:rPr>
-              <w:t>p</w:t>
-            </w:r>
-            <w:r>
-              <w:rPr>
-                <w:sz w:val="20"/>
-                <w:szCs w:val="20"/>
-                <w:highlight w:val="green"/>
-              </w:rPr>
-              <w:t xml:space="preserve"> else %}Not specified{%</w:t>
-            </w:r>
-            <w:r>
-              <w:rPr>
-                <w:sz w:val="20"/>
-                <w:szCs w:val="20"/>
-                <w:highlight w:val="green"/>
-              </w:rPr>
-              <w:t>p</w:t>
-            </w:r>
-            <w:r>
-              <w:rPr>
-                <w:sz w:val="20"/>
-                <w:szCs w:val="20"/>
-                <w:highlight w:val="green"/>
-              </w:rPr>
-              <w:t xml:space="preserve"> </w:t>
-            </w:r>
-            <w:r>
-              <w:rPr>
-                <w:sz w:val="20"/>
-                <w:szCs w:val="20"/>
-                <w:highlight w:val="green"/>
-              </w:rPr>
-              <w:t xml:space="preserve"> endif %}</w:t>
+              <w:t>{%p endif %}</w:t>
             </w:r>
           </w:p>
         </w:tc>
@@ -22496,183 +21921,7 @@
                 <w:sz w:val="20"/>
                 <w:szCs w:val="20"/>
               </w:rPr>
-              <w:t>{%</w:t>
-            </w:r>
-            <w:r>
-              <w:rPr>
-                <w:sz w:val="20"/>
-                <w:szCs w:val="20"/>
-              </w:rPr>
-              <w:t>p</w:t>
-            </w:r>
-            <w:r>
-              <w:rPr>
-                <w:sz w:val="20"/>
-                <w:szCs w:val="20"/>
-              </w:rPr>
-              <w:t xml:space="preserve"> if faira_form.B6_4 == "Yes" %} </w:t>
-            </w:r>
-          </w:p>
-          <w:p>
-            <w:pPr>
-              <w:pStyle w:val="ListParagraph"/>
-              <w:numPr>
-                <w:ilvl w:val="0"/>
-                <w:numId w:val="44"/>
-              </w:numPr>
-              <w:spacing w:before="60" w:after="60"/>
-              <w:contextualSpacing w:val="0"/>
-              <w:rPr>
-                <w:sz w:val="20"/>
-                <w:szCs w:val="20"/>
-              </w:rPr>
-            </w:pPr>
-            <w:r>
-              <w:rPr>
-                <w:sz w:val="20"/>
-                <w:szCs w:val="20"/>
-              </w:rPr>
-              <w:t>Audience: {{ faira_form.B6_4_audience | format_list if faira_form.B6_4_audience else "not specified" }}</w:t>
-            </w:r>
-          </w:p>
-          <w:p>
-            <w:pPr>
-              <w:pStyle w:val="ListParagraph"/>
-              <w:numPr>
-                <w:ilvl w:val="0"/>
-                <w:numId w:val="44"/>
-              </w:numPr>
-              <w:spacing w:before="60" w:after="60"/>
-              <w:contextualSpacing w:val="0"/>
-              <w:rPr>
-                <w:sz w:val="20"/>
-                <w:szCs w:val="20"/>
-              </w:rPr>
-            </w:pPr>
-            <w:r>
-              <w:rPr>
-                <w:sz w:val="20"/>
-                <w:szCs w:val="20"/>
-              </w:rPr>
-              <w:t>Methods: {{ faira_form.B6_4_explanation_methods | format_list if faira_form.B6_4_explanation_methods else "not specified" }}</w:t>
-            </w:r>
-          </w:p>
-          <w:p>
-            <w:pPr>
-              <w:pStyle w:val="ListParagraph"/>
-              <w:numPr>
-                <w:ilvl w:val="0"/>
-                <w:numId w:val="44"/>
-              </w:numPr>
-              <w:spacing w:before="60" w:after="60"/>
-              <w:contextualSpacing w:val="0"/>
-              <w:rPr>
-                <w:sz w:val="20"/>
-                <w:szCs w:val="20"/>
-              </w:rPr>
-            </w:pPr>
-            <w:r>
-              <w:rPr>
-                <w:sz w:val="20"/>
-                <w:szCs w:val="20"/>
-              </w:rPr>
-              <w:t>Timing: {{ faira_form.B6_4_timing if faira_form.B6_4_timing else "not specified" }}; Content: {{ faira_form.B6_4_explanation_content | format_list if faira_form.B6_4_explanation_content else "not specified" }}</w:t>
-            </w:r>
-          </w:p>
-          <w:p>
-            <w:pPr>
-              <w:pStyle w:val="ListParagraph"/>
-              <w:numPr>
-                <w:ilvl w:val="0"/>
-                <w:numId w:val="44"/>
-              </w:numPr>
-              <w:spacing w:before="60" w:after="60"/>
-              <w:contextualSpacing w:val="0"/>
-              <w:rPr>
-                <w:sz w:val="20"/>
-                <w:szCs w:val="20"/>
-              </w:rPr>
-            </w:pPr>
-            <w:r>
-              <w:rPr>
-                <w:sz w:val="20"/>
-                <w:szCs w:val="20"/>
-              </w:rPr>
-              <w:t>Accessibility: {{ faira_form.B6_4_accessibility if faira_form.B6_4_accessibility else "not specified" }}</w:t>
-            </w:r>
-          </w:p>
-          <w:p>
-            <w:pPr>
-              <w:pStyle w:val="ListParagraph"/>
-              <w:numPr>
-                <w:ilvl w:val="0"/>
-                <w:numId w:val="44"/>
-              </w:numPr>
-              <w:spacing w:before="60" w:after="60"/>
-              <w:contextualSpacing w:val="0"/>
-              <w:rPr>
-                <w:sz w:val="20"/>
-                <w:szCs w:val="20"/>
-              </w:rPr>
-            </w:pPr>
-            <w:r>
-              <w:rPr>
-                <w:sz w:val="20"/>
-                <w:szCs w:val="20"/>
-              </w:rPr>
-              <w:t>Limitations disclosed: {{ faira_form.B6_4_limitations_disclosed if faira_form.B6_4_limitations_disclosed else "not specified" }}{% if faira_form.B6_4_notes %}</w:t>
-            </w:r>
-          </w:p>
-          <w:p>
-            <w:pPr>
-              <w:pStyle w:val="ListParagraph"/>
-              <w:keepNext/>
-              <w:numPr>
-                <w:ilvl w:val="0"/>
-                <w:numId w:val="44"/>
-              </w:numPr>
-              <w:spacing w:before="60" w:after="60"/>
-              <w:contextualSpacing w:val="0"/>
-              <w:rPr>
-                <w:sz w:val="20"/>
-                <w:szCs w:val="20"/>
-                <w:lang w:val="en-AU" w:eastAsia="en-AU"/>
-              </w:rPr>
-            </w:pPr>
-            <w:r>
-              <w:rPr>
-                <w:sz w:val="20"/>
-                <w:szCs w:val="20"/>
-              </w:rPr>
-              <w:t>Notes: {{ faira_form.B6_4_notes }}{% endif %}{% elif faira_form.B6_4 == "No" %}No{%</w:t>
-            </w:r>
-            <w:r>
-              <w:rPr>
-                <w:sz w:val="20"/>
-                <w:szCs w:val="20"/>
-              </w:rPr>
-              <w:t>p</w:t>
-            </w:r>
-            <w:r>
-              <w:rPr>
-                <w:sz w:val="20"/>
-                <w:szCs w:val="20"/>
-              </w:rPr>
-              <w:t xml:space="preserve"> else %}Not specified{%</w:t>
-            </w:r>
-            <w:r>
-              <w:rPr>
-                <w:sz w:val="20"/>
-                <w:szCs w:val="20"/>
-              </w:rPr>
-              <w:t>p</w:t>
-            </w:r>
-            <w:r>
-              <w:rPr>
-                <w:sz w:val="20"/>
-                <w:szCs w:val="20"/>
-              </w:rPr>
-              <w:t xml:space="preserve"> endif %}</w:t>
+              <w:t>{%p endif %}</w:t>
             </w:r>
           </w:p>
         </w:tc>
@@ -29345,704 +28594,36 @@
           <w:highlight w:val="yellow"/>
           <w:lang w:val="en-AU" w:eastAsia="en-AU"/>
         </w:rPr>
-        <w:t>{%</w:t>
-      </w:r>
-      <w:r>
+        <w:t>{%p else %}</w:t>
+      </w:r>
+    </w:p>
+    <w:p>
+      <w:pPr>
         <w:rPr>
           <w:highlight w:val="yellow"/>
           <w:lang w:val="en-AU" w:eastAsia="en-AU"/>
         </w:rPr>
-        <w:t>p</w:t>
-      </w:r>
+      </w:pPr>
       <w:r>
         <w:rPr>
           <w:highlight w:val="yellow"/>
           <w:lang w:val="en-AU" w:eastAsia="en-AU"/>
         </w:rPr>
-        <w:t xml:space="preserve"> if controls and controls | length &gt; 0 %}</w:t>
-      </w:r>
-    </w:p>
-    <w:p>
-      <w:pPr>
-        <w:rPr>
-          <w:b/>
-          <w:bCs/>
-          <w:i/>
-          <w:iCs/>
+        <w:t>No additional controls have been prioritised at this time, based on current system context and assessed residual risk.</w:t>
+      </w:r>
+    </w:p>
+    <w:p>
+      <w:pPr>
+        <w:rPr>
+          <w:lang w:val="en-AU" w:eastAsia="en-AU"/>
+        </w:rPr>
+      </w:pPr>
+      <w:r>
+        <w:rPr>
           <w:highlight w:val="yellow"/>
-          <w:lang w:eastAsia="en-AU"/>
-        </w:rPr>
-      </w:pPr>
-      <w:r>
-        <w:rPr>
-          <w:b/>
-          <w:bCs/>
-          <w:highlight w:val="yellow"/>
-          <w:lang w:eastAsia="en-AU"/>
-        </w:rPr>
-        <w:t xml:space="preserve">Recommended Controls — Transparency </w:t>
-      </w:r>
-      <w:r>
-        <w:rPr>
-          <w:b/>
-          <w:bCs/>
-          <w:highlight w:val="yellow"/>
-          <w:lang w:eastAsia="en-AU"/>
-        </w:rPr>
-        <w:t>and</w:t>
-      </w:r>
-      <w:r>
-        <w:rPr>
-          <w:b/>
-          <w:bCs/>
-          <w:highlight w:val="yellow"/>
-          <w:lang w:eastAsia="en-AU"/>
-        </w:rPr>
-        <w:t xml:space="preserve"> Explainability</w:t>
-      </w:r>
-    </w:p>
-    <w:tbl>
-      <w:tblPr>
-        <w:tblW w:w="5000" w:type="pct"/>
-        <w:tblBorders>
-          <w:top w:val="single" w:sz="4" w:space="0" w:color="auto"/>
-          <w:left w:val="single" w:sz="4" w:space="0" w:color="auto"/>
-          <w:bottom w:val="single" w:sz="4" w:space="0" w:color="auto"/>
-          <w:right w:val="single" w:sz="4" w:space="0" w:color="auto"/>
-          <w:insideH w:val="single" w:sz="4" w:space="0" w:color="auto"/>
-          <w:insideV w:val="single" w:sz="4" w:space="0" w:color="auto"/>
-        </w:tblBorders>
-        <w:tblLayout w:type="fixed"/>
-        <w:tblCellMar>
-          <w:top w:w="43" w:type="dxa"/>
-          <w:left w:w="43" w:type="dxa"/>
-          <w:bottom w:w="43" w:type="dxa"/>
-          <w:right w:w="43" w:type="dxa"/>
-        </w:tblCellMar>
-        <w:tblLook w:val="04A0" w:firstRow="1" w:lastRow="0" w:firstColumn="1" w:lastColumn="0" w:noHBand="0" w:noVBand="1"/>
-      </w:tblPr>
-      <w:tblGrid>
-        <w:gridCol w:w="1512"/>
-        <w:gridCol w:w="1113"/>
-        <w:gridCol w:w="2050"/>
-        <w:gridCol w:w="1439"/>
-        <w:gridCol w:w="1441"/>
-        <w:gridCol w:w="1461"/>
-      </w:tblGrid>
-      <w:tr>
-        <w:trPr>
-          <w:tblHeader/>
-        </w:trPr>
-        <w:tc>
-          <w:tcPr>
-            <w:tcW w:w="839" w:type="pct"/>
-            <w:shd w:val="clear" w:color="auto" w:fill="D9D9D9" w:themeFill="background1" w:themeFillShade="D9"/>
-            <w:hideMark/>
-          </w:tcPr>
-          <w:p>
-            <w:pPr>
-              <w:rPr>
-                <w:b/>
-                <w:bCs/>
-                <w:sz w:val="18"/>
-                <w:szCs w:val="18"/>
-                <w:highlight w:val="yellow"/>
-                <w:lang w:val="en-AU" w:eastAsia="en-AU"/>
-              </w:rPr>
-            </w:pPr>
-            <w:r>
-              <w:rPr>
-                <w:b/>
-                <w:bCs/>
-                <w:sz w:val="18"/>
-                <w:szCs w:val="18"/>
-                <w:highlight w:val="yellow"/>
-                <w:lang w:val="en-AU" w:eastAsia="en-AU"/>
-              </w:rPr>
-              <w:t>Control ID</w:t>
-            </w:r>
-          </w:p>
-        </w:tc>
-        <w:tc>
-          <w:tcPr>
-            <w:tcW w:w="617" w:type="pct"/>
-            <w:shd w:val="clear" w:color="auto" w:fill="D9D9D9" w:themeFill="background1" w:themeFillShade="D9"/>
-          </w:tcPr>
-          <w:p>
-            <w:pPr>
-              <w:rPr>
-                <w:b/>
-                <w:bCs/>
-                <w:sz w:val="18"/>
-                <w:szCs w:val="18"/>
-                <w:highlight w:val="yellow"/>
-                <w:lang w:val="en-AU" w:eastAsia="en-AU"/>
-              </w:rPr>
-            </w:pPr>
-            <w:r>
-              <w:rPr>
-                <w:b/>
-                <w:bCs/>
-                <w:sz w:val="18"/>
-                <w:szCs w:val="18"/>
-                <w:highlight w:val="yellow"/>
-                <w:lang w:val="en-AU" w:eastAsia="en-AU"/>
-              </w:rPr>
-              <w:t>Title</w:t>
-            </w:r>
-          </w:p>
-        </w:tc>
-        <w:tc>
-          <w:tcPr>
-            <w:tcW w:w="1137" w:type="pct"/>
-            <w:shd w:val="clear" w:color="auto" w:fill="D9D9D9" w:themeFill="background1" w:themeFillShade="D9"/>
-          </w:tcPr>
-          <w:p>
-            <w:pPr>
-              <w:rPr>
-                <w:b/>
-                <w:bCs/>
-                <w:sz w:val="18"/>
-                <w:szCs w:val="18"/>
-                <w:highlight w:val="yellow"/>
-                <w:lang w:val="en-AU" w:eastAsia="en-AU"/>
-              </w:rPr>
-            </w:pPr>
-            <w:r>
-              <w:rPr>
-                <w:b/>
-                <w:bCs/>
-                <w:sz w:val="18"/>
-                <w:szCs w:val="18"/>
-                <w:highlight w:val="yellow"/>
-                <w:lang w:val="en-AU" w:eastAsia="en-AU"/>
-              </w:rPr>
-              <w:t>Details</w:t>
-            </w:r>
-          </w:p>
-        </w:tc>
-        <w:tc>
-          <w:tcPr>
-            <w:tcW w:w="798" w:type="pct"/>
-            <w:shd w:val="clear" w:color="auto" w:fill="D9D9D9" w:themeFill="background1" w:themeFillShade="D9"/>
-          </w:tcPr>
-          <w:p>
-            <w:pPr>
-              <w:rPr>
-                <w:b/>
-                <w:bCs/>
-                <w:sz w:val="18"/>
-                <w:szCs w:val="18"/>
-                <w:highlight w:val="yellow"/>
-                <w:lang w:val="en-AU" w:eastAsia="en-AU"/>
-              </w:rPr>
-            </w:pPr>
-            <w:r>
-              <w:rPr>
-                <w:b/>
-                <w:bCs/>
-                <w:sz w:val="18"/>
-                <w:szCs w:val="18"/>
-                <w:highlight w:val="yellow"/>
-                <w:lang w:val="en-AU" w:eastAsia="en-AU"/>
-              </w:rPr>
-              <w:t>Control Type</w:t>
-            </w:r>
-          </w:p>
-        </w:tc>
-        <w:tc>
-          <w:tcPr>
-            <w:tcW w:w="799" w:type="pct"/>
-            <w:shd w:val="clear" w:color="auto" w:fill="D9D9D9" w:themeFill="background1" w:themeFillShade="D9"/>
-            <w:hideMark/>
-          </w:tcPr>
-          <w:p>
-            <w:pPr>
-              <w:rPr>
-                <w:b/>
-                <w:bCs/>
-                <w:sz w:val="18"/>
-                <w:szCs w:val="18"/>
-                <w:highlight w:val="yellow"/>
-                <w:lang w:val="en-AU" w:eastAsia="en-AU"/>
-              </w:rPr>
-            </w:pPr>
-            <w:r>
-              <w:rPr>
-                <w:b/>
-                <w:bCs/>
-                <w:sz w:val="18"/>
-                <w:szCs w:val="18"/>
-                <w:highlight w:val="yellow"/>
-                <w:lang w:val="en-AU" w:eastAsia="en-AU"/>
-              </w:rPr>
-              <w:t>Implementation Effort</w:t>
-            </w:r>
-          </w:p>
-        </w:tc>
-        <w:tc>
-          <w:tcPr>
-            <w:tcW w:w="810" w:type="pct"/>
-            <w:shd w:val="clear" w:color="auto" w:fill="D9D9D9" w:themeFill="background1" w:themeFillShade="D9"/>
-            <w:hideMark/>
-          </w:tcPr>
-          <w:p>
-            <w:pPr>
-              <w:rPr>
-                <w:b/>
-                <w:bCs/>
-                <w:sz w:val="18"/>
-                <w:szCs w:val="18"/>
-                <w:highlight w:val="yellow"/>
-                <w:lang w:val="en-AU" w:eastAsia="en-AU"/>
-              </w:rPr>
-            </w:pPr>
-            <w:r>
-              <w:rPr>
-                <w:b/>
-                <w:bCs/>
-                <w:sz w:val="18"/>
-                <w:szCs w:val="18"/>
-                <w:highlight w:val="yellow"/>
-                <w:lang w:val="en-AU" w:eastAsia="en-AU"/>
-              </w:rPr>
-              <w:t>Implementation Horizon</w:t>
-            </w:r>
-          </w:p>
-        </w:tc>
-      </w:tr>
-      <w:tr>
-        <w:trPr>
-          <w:trHeight w:val="667"/>
-        </w:trPr>
-        <w:tc>
-          <w:tcPr>
-            <w:tcW w:w="839" w:type="pct"/>
-          </w:tcPr>
-          <w:p>
-            <w:pPr>
-              <w:rPr>
-                <w:sz w:val="20"/>
-                <w:szCs w:val="20"/>
-                <w:highlight w:val="yellow"/>
-                <w:lang w:val="en-AU" w:eastAsia="en-AU"/>
-              </w:rPr>
-            </w:pPr>
-            <w:r>
-              <w:rPr>
-                <w:sz w:val="20"/>
-                <w:szCs w:val="20"/>
-                <w:highlight w:val="yellow"/>
-                <w:lang w:val="en-AU" w:eastAsia="en-AU"/>
-              </w:rPr>
-              <w:t>{%tr for control in controls %}</w:t>
-            </w:r>
-          </w:p>
-          <w:p>
-            <w:pPr>
-              <w:rPr>
-                <w:sz w:val="20"/>
-                <w:szCs w:val="20"/>
-                <w:highlight w:val="yellow"/>
-                <w:lang w:val="en-AU" w:eastAsia="en-AU"/>
-              </w:rPr>
-            </w:pPr>
-          </w:p>
-        </w:tc>
-        <w:tc>
-          <w:tcPr>
-            <w:tcW w:w="617" w:type="pct"/>
-          </w:tcPr>
-          <w:p>
-            <w:pPr>
-              <w:rPr>
-                <w:sz w:val="20"/>
-                <w:szCs w:val="20"/>
-                <w:highlight w:val="yellow"/>
-                <w:lang w:val="en-AU" w:eastAsia="en-AU"/>
-              </w:rPr>
-            </w:pPr>
-          </w:p>
-        </w:tc>
-        <w:tc>
-          <w:tcPr>
-            <w:tcW w:w="1137" w:type="pct"/>
-          </w:tcPr>
-          <w:p>
-            <w:pPr>
-              <w:rPr>
-                <w:sz w:val="20"/>
-                <w:szCs w:val="20"/>
-                <w:highlight w:val="yellow"/>
-                <w:lang w:val="en-AU" w:eastAsia="en-AU"/>
-              </w:rPr>
-            </w:pPr>
-          </w:p>
-        </w:tc>
-        <w:tc>
-          <w:tcPr>
-            <w:tcW w:w="798" w:type="pct"/>
-          </w:tcPr>
-          <w:p>
-            <w:pPr>
-              <w:rPr>
-                <w:sz w:val="20"/>
-                <w:szCs w:val="20"/>
-                <w:highlight w:val="yellow"/>
-                <w:lang w:val="en-AU" w:eastAsia="en-AU"/>
-              </w:rPr>
-            </w:pPr>
-          </w:p>
-        </w:tc>
-        <w:tc>
-          <w:tcPr>
-            <w:tcW w:w="799" w:type="pct"/>
-          </w:tcPr>
-          <w:p>
-            <w:pPr>
-              <w:rPr>
-                <w:sz w:val="20"/>
-                <w:szCs w:val="20"/>
-                <w:highlight w:val="yellow"/>
-                <w:lang w:val="en-AU" w:eastAsia="en-AU"/>
-              </w:rPr>
-            </w:pPr>
-          </w:p>
-        </w:tc>
-        <w:tc>
-          <w:tcPr>
-            <w:tcW w:w="810" w:type="pct"/>
-          </w:tcPr>
-          <w:p>
-            <w:pPr>
-              <w:rPr>
-                <w:sz w:val="20"/>
-                <w:szCs w:val="20"/>
-                <w:highlight w:val="yellow"/>
-                <w:lang w:val="en-AU" w:eastAsia="en-AU"/>
-              </w:rPr>
-            </w:pPr>
-          </w:p>
-        </w:tc>
-      </w:tr>
-      <w:tr>
-        <w:tc>
-          <w:tcPr>
-            <w:tcW w:w="839" w:type="pct"/>
-          </w:tcPr>
-          <w:p>
-            <w:pPr>
-              <w:rPr>
-                <w:sz w:val="20"/>
-                <w:szCs w:val="20"/>
-                <w:highlight w:val="yellow"/>
-                <w:lang w:val="en-AU" w:eastAsia="en-AU"/>
-              </w:rPr>
-            </w:pPr>
-            <w:r>
-              <w:rPr>
-                <w:sz w:val="20"/>
-                <w:szCs w:val="20"/>
-                <w:highlight w:val="yellow"/>
-                <w:lang w:val="en-AU" w:eastAsia="en-AU"/>
-              </w:rPr>
-              <w:t>{{control.control_id}}</w:t>
-            </w:r>
-          </w:p>
-        </w:tc>
-        <w:tc>
-          <w:tcPr>
-            <w:tcW w:w="617" w:type="pct"/>
-          </w:tcPr>
-          <w:p>
-            <w:pPr>
-              <w:rPr>
-                <w:sz w:val="20"/>
-                <w:szCs w:val="20"/>
-                <w:highlight w:val="yellow"/>
-                <w:lang w:val="en-AU" w:eastAsia="en-AU"/>
-              </w:rPr>
-            </w:pPr>
-            <w:r>
-              <w:rPr>
-                <w:sz w:val="20"/>
-                <w:szCs w:val="20"/>
-                <w:highlight w:val="yellow"/>
-                <w:lang w:val="en-AU" w:eastAsia="en-AU"/>
-              </w:rPr>
-              <w:t>{{control.title}}</w:t>
-            </w:r>
-          </w:p>
-        </w:tc>
-        <w:tc>
-          <w:tcPr>
-            <w:tcW w:w="1137" w:type="pct"/>
-          </w:tcPr>
-          <w:p>
-            <w:pPr>
-              <w:rPr>
-                <w:sz w:val="20"/>
-                <w:szCs w:val="20"/>
-                <w:highlight w:val="yellow"/>
-                <w:lang w:val="en-AU" w:eastAsia="en-AU"/>
-              </w:rPr>
-            </w:pPr>
-            <w:r>
-              <w:rPr>
-                <w:sz w:val="20"/>
-                <w:szCs w:val="20"/>
-                <w:highlight w:val="yellow"/>
-                <w:lang w:eastAsia="en-AU"/>
-              </w:rPr>
-              <w:t>{{control.detailed_description}}</w:t>
-            </w:r>
-          </w:p>
-        </w:tc>
-        <w:tc>
-          <w:tcPr>
-            <w:tcW w:w="798" w:type="pct"/>
-          </w:tcPr>
-          <w:p>
-            <w:pPr>
-              <w:rPr>
-                <w:sz w:val="20"/>
-                <w:szCs w:val="20"/>
-                <w:highlight w:val="yellow"/>
-                <w:lang w:val="en-AU" w:eastAsia="en-AU"/>
-              </w:rPr>
-            </w:pPr>
-            <w:r>
-              <w:rPr>
-                <w:sz w:val="20"/>
-                <w:szCs w:val="20"/>
-                <w:highlight w:val="yellow"/>
-                <w:lang w:val="en-AU" w:eastAsia="en-AU"/>
-              </w:rPr>
-              <w:t>{{control.control_type}}</w:t>
-            </w:r>
-          </w:p>
-        </w:tc>
-        <w:tc>
-          <w:tcPr>
-            <w:tcW w:w="799" w:type="pct"/>
-          </w:tcPr>
-          <w:p>
-            <w:pPr>
-              <w:rPr>
-                <w:sz w:val="20"/>
-                <w:szCs w:val="20"/>
-                <w:highlight w:val="yellow"/>
-                <w:lang w:val="en-AU" w:eastAsia="en-AU"/>
-              </w:rPr>
-            </w:pPr>
-            <w:r>
-              <w:rPr>
-                <w:sz w:val="20"/>
-                <w:szCs w:val="20"/>
-                <w:highlight w:val="yellow"/>
-                <w:lang w:val="en-AU" w:eastAsia="en-AU"/>
-              </w:rPr>
-              <w:t>{{control.implementation_effort}}</w:t>
-            </w:r>
-          </w:p>
-        </w:tc>
-        <w:tc>
-          <w:tcPr>
-            <w:tcW w:w="810" w:type="pct"/>
-          </w:tcPr>
-          <w:p>
-            <w:pPr>
-              <w:rPr>
-                <w:sz w:val="20"/>
-                <w:szCs w:val="20"/>
-                <w:highlight w:val="yellow"/>
-                <w:lang w:val="en-AU" w:eastAsia="en-AU"/>
-              </w:rPr>
-            </w:pPr>
-            <w:r>
-              <w:rPr>
-                <w:sz w:val="20"/>
-                <w:szCs w:val="20"/>
-                <w:highlight w:val="yellow"/>
-                <w:lang w:val="en-AU" w:eastAsia="en-AU"/>
-              </w:rPr>
-              <w:t>{{control.implementation_horizon}}</w:t>
-            </w:r>
-          </w:p>
-        </w:tc>
-      </w:tr>
-      <w:tr>
-        <w:tc>
-          <w:tcPr>
-            <w:tcW w:w="839" w:type="pct"/>
-          </w:tcPr>
-          <w:p>
-            <w:pPr>
-              <w:rPr>
-                <w:sz w:val="20"/>
-                <w:szCs w:val="20"/>
-                <w:highlight w:val="yellow"/>
-                <w:lang w:val="en-AU" w:eastAsia="en-AU"/>
-              </w:rPr>
-            </w:pPr>
-            <w:r>
-              <w:rPr>
-                <w:sz w:val="20"/>
-                <w:szCs w:val="20"/>
-                <w:highlight w:val="yellow"/>
-                <w:lang w:val="en-AU" w:eastAsia="en-AU"/>
-              </w:rPr>
-              <w:t>{%tr endfor %}</w:t>
-            </w:r>
-          </w:p>
-        </w:tc>
-        <w:tc>
-          <w:tcPr>
-            <w:tcW w:w="617" w:type="pct"/>
-          </w:tcPr>
-          <w:p>
-            <w:pPr>
-              <w:rPr>
-                <w:sz w:val="20"/>
-                <w:szCs w:val="20"/>
-                <w:highlight w:val="yellow"/>
-                <w:lang w:val="en-AU" w:eastAsia="en-AU"/>
-              </w:rPr>
-            </w:pPr>
-          </w:p>
-        </w:tc>
-        <w:tc>
-          <w:tcPr>
-            <w:tcW w:w="1137" w:type="pct"/>
-          </w:tcPr>
-          <w:p>
-            <w:pPr>
-              <w:rPr>
-                <w:sz w:val="20"/>
-                <w:szCs w:val="20"/>
-                <w:highlight w:val="yellow"/>
-                <w:lang w:val="en-AU" w:eastAsia="en-AU"/>
-              </w:rPr>
-            </w:pPr>
-          </w:p>
-        </w:tc>
-        <w:tc>
-          <w:tcPr>
-            <w:tcW w:w="798" w:type="pct"/>
-          </w:tcPr>
-          <w:p>
-            <w:pPr>
-              <w:rPr>
-                <w:sz w:val="20"/>
-                <w:szCs w:val="20"/>
-                <w:highlight w:val="yellow"/>
-                <w:lang w:val="en-AU" w:eastAsia="en-AU"/>
-              </w:rPr>
-            </w:pPr>
-          </w:p>
-        </w:tc>
-        <w:tc>
-          <w:tcPr>
-            <w:tcW w:w="799" w:type="pct"/>
-          </w:tcPr>
-          <w:p>
-            <w:pPr>
-              <w:rPr>
-                <w:sz w:val="20"/>
-                <w:szCs w:val="20"/>
-                <w:highlight w:val="yellow"/>
-                <w:lang w:val="en-AU" w:eastAsia="en-AU"/>
-              </w:rPr>
-            </w:pPr>
-          </w:p>
-        </w:tc>
-        <w:tc>
-          <w:tcPr>
-            <w:tcW w:w="810" w:type="pct"/>
-          </w:tcPr>
-          <w:p>
-            <w:pPr>
-              <w:rPr>
-                <w:sz w:val="20"/>
-                <w:szCs w:val="20"/>
-                <w:highlight w:val="yellow"/>
-                <w:lang w:val="en-AU" w:eastAsia="en-AU"/>
-              </w:rPr>
-            </w:pPr>
-          </w:p>
-        </w:tc>
-      </w:tr>
-    </w:tbl>
-    <w:p>
-      <w:pPr>
-        <w:rPr>
-          <w:highlight w:val="yellow"/>
-          <w:lang w:val="en-AU" w:eastAsia="en-AU"/>
-        </w:rPr>
-      </w:pPr>
-      <w:r>
-        <w:rPr>
-          <w:highlight w:val="yellow"/>
-          <w:lang w:val="en-AU" w:eastAsia="en-AU"/>
-        </w:rPr>
-        <w:t>{%</w:t>
-      </w:r>
-      <w:r>
-        <w:rPr>
-          <w:highlight w:val="yellow"/>
-          <w:lang w:val="en-AU" w:eastAsia="en-AU"/>
-        </w:rPr>
-        <w:t>p</w:t>
-      </w:r>
-      <w:r>
-        <w:rPr>
-          <w:highlight w:val="yellow"/>
-          <w:lang w:val="en-AU" w:eastAsia="en-AU"/>
-        </w:rPr>
-        <w:t xml:space="preserve"> else %}</w:t>
-      </w:r>
-    </w:p>
-    <w:p>
-      <w:pPr>
-        <w:rPr>
-          <w:highlight w:val="yellow"/>
-          <w:lang w:val="en-AU" w:eastAsia="en-AU"/>
-        </w:rPr>
-      </w:pPr>
-      <w:r>
-        <w:rPr>
-          <w:highlight w:val="yellow"/>
-          <w:lang w:val="en-AU" w:eastAsia="en-AU"/>
-        </w:rPr>
-        <w:t>No additional controls have been prioritised at this time, based on current system context and assessed residual risk.</w:t>
-      </w:r>
-    </w:p>
-    <w:p>
-      <w:pPr>
-        <w:rPr>
-          <w:lang w:val="en-AU" w:eastAsia="en-AU"/>
-        </w:rPr>
-      </w:pPr>
-      <w:r>
-        <w:rPr>
-          <w:highlight w:val="yellow"/>
-          <w:lang w:val="en-AU" w:eastAsia="en-AU"/>
-        </w:rPr>
-        <w:t>{%</w:t>
-      </w:r>
-      <w:r>
-        <w:rPr>
-          <w:highlight w:val="yellow"/>
-          <w:lang w:val="en-AU" w:eastAsia="en-AU"/>
-        </w:rPr>
-        <w:t>p</w:t>
-      </w:r>
-      <w:r>
-        <w:rPr>
-          <w:highlight w:val="yellow"/>
-          <w:lang w:val="en-AU" w:eastAsia="en-AU"/>
-        </w:rPr>
-        <w:t xml:space="preserve"> endif %}</w:t>
+          <w:lang w:val="en-AU" w:eastAsia="en-AU"/>
+        </w:rPr>
+        <w:t>{%p endif %}</w:t>
       </w:r>
     </w:p>
     <w:p>

--- a/backend/templates/docx/AM_AI_SAFE_FAIRA_Report_TEMPLATE_v0.38_20260201.docx
+++ b/backend/templates/docx/AM_AI_SAFE_FAIRA_Report_TEMPLATE_v0.38_20260201.docx
@@ -6806,12 +6806,8 @@
       <w:r>
         <w:t>{%p else %}</w:t>
       </w:r>
-      <w:r>
-        <w:t/>
-      </w:r>
-      <w:r>
-        <w:t xml:space="preserve"/>
-      </w:r>
+      <w:r/>
+      <w:r/>
     </w:p>
     <w:p>
       <w:r>
@@ -7113,13 +7109,11 @@
         <w:rPr>
           <w:lang w:val="en-AU" w:eastAsia="en-AU"/>
         </w:rPr>
-        <w:t/>
-      </w:r>
-      <w:r>
-        <w:rPr>
-          <w:lang w:val="en-AU" w:eastAsia="en-AU"/>
-        </w:rPr>
-        <w:t xml:space="preserve"/>
+      </w:r>
+      <w:r>
+        <w:rPr>
+          <w:lang w:val="en-AU" w:eastAsia="en-AU"/>
+        </w:rPr>
       </w:r>
     </w:p>
     <w:p>
@@ -7153,13 +7147,11 @@
         <w:rPr>
           <w:lang w:val="en-AU" w:eastAsia="en-AU"/>
         </w:rPr>
-        <w:t/>
-      </w:r>
-      <w:r>
-        <w:rPr>
-          <w:lang w:val="en-AU" w:eastAsia="en-AU"/>
-        </w:rPr>
-        <w:t xml:space="preserve"/>
+      </w:r>
+      <w:r>
+        <w:rPr>
+          <w:lang w:val="en-AU" w:eastAsia="en-AU"/>
+        </w:rPr>
       </w:r>
     </w:p>
     <w:p>
@@ -7213,13 +7205,11 @@
         <w:rPr>
           <w:lang w:val="en-AU" w:eastAsia="en-AU"/>
         </w:rPr>
-        <w:t/>
-      </w:r>
-      <w:r>
-        <w:rPr>
-          <w:lang w:val="en-AU" w:eastAsia="en-AU"/>
-        </w:rPr>
-        <w:t xml:space="preserve"/>
+      </w:r>
+      <w:r>
+        <w:rPr>
+          <w:lang w:val="en-AU" w:eastAsia="en-AU"/>
+        </w:rPr>
       </w:r>
     </w:p>
     <w:p>
@@ -7253,13 +7243,11 @@
         <w:rPr>
           <w:lang w:val="en-AU" w:eastAsia="en-AU"/>
         </w:rPr>
-        <w:t/>
-      </w:r>
-      <w:r>
-        <w:rPr>
-          <w:lang w:val="en-AU" w:eastAsia="en-AU"/>
-        </w:rPr>
-        <w:t xml:space="preserve"/>
+      </w:r>
+      <w:r>
+        <w:rPr>
+          <w:lang w:val="en-AU" w:eastAsia="en-AU"/>
+        </w:rPr>
       </w:r>
     </w:p>
     <w:p>
@@ -9349,13 +9337,11 @@
         <w:rPr>
           <w:lang w:val="en-AU"/>
         </w:rPr>
-        <w:t xml:space="preserve"/>
       </w:r>
       <w:r>
         <w:rPr>
           <w:lang w:val="en-AU"/>
         </w:rPr>
-        <w:t/>
       </w:r>
     </w:p>
     <w:p>
@@ -9503,13 +9489,11 @@
         <w:rPr>
           <w:lang w:val="en-AU"/>
         </w:rPr>
-        <w:t/>
       </w:r>
       <w:r>
         <w:rPr>
           <w:lang w:val="en-AU"/>
         </w:rPr>
-        <w:t xml:space="preserve"/>
       </w:r>
     </w:p>
     <w:p>
@@ -9609,13 +9593,11 @@
         <w:rPr>
           <w:lang w:val="en-AU"/>
         </w:rPr>
-        <w:t/>
       </w:r>
       <w:r>
         <w:rPr>
           <w:lang w:val="en-AU"/>
         </w:rPr>
-        <w:t xml:space="preserve"/>
       </w:r>
     </w:p>
     <w:p>
@@ -9646,14 +9628,10 @@
     </w:p>
     <w:p>
       <w:r>
-        <w:t>{%</w:t>
-      </w:r>
-      <w:r>
-        <w:t>p</w:t>
-      </w:r>
-      <w:r>
-        <w:t xml:space="preserve"> else </w:t>
-      </w:r>
+        <w:t>{%p else %}</w:t>
+      </w:r>
+      <w:r/>
+      <w:r/>
       <w:r>
         <w:t>%}</w:t>
       </w:r>
@@ -9667,12 +9645,8 @@
       <w:r>
         <w:t>{%p endif %}</w:t>
       </w:r>
-      <w:r>
-        <w:t/>
-      </w:r>
-      <w:r>
-        <w:t xml:space="preserve"/>
-      </w:r>
+      <w:r/>
+      <w:r/>
     </w:p>
     <w:p>
       <w:r>
@@ -11105,23 +11079,15 @@
       <w:r>
         <w:t>{%p endif %}</w:t>
       </w:r>
-      <w:r>
-        <w:t/>
-      </w:r>
-      <w:r>
-        <w:t xml:space="preserve"/>
-      </w:r>
+      <w:r/>
+      <w:r/>
     </w:p>
     <w:p>
       <w:r>
         <w:t>{%p else %}</w:t>
       </w:r>
-      <w:r>
-        <w:t/>
-      </w:r>
-      <w:r>
-        <w:t xml:space="preserve"/>
-      </w:r>
+      <w:r/>
+      <w:r/>
     </w:p>
     <w:p>
       <w:r>
@@ -11132,12 +11098,8 @@
       <w:r>
         <w:t>{%p endif %}</w:t>
       </w:r>
-      <w:r>
-        <w:t/>
-      </w:r>
-      <w:r>
-        <w:t xml:space="preserve"/>
-      </w:r>
+      <w:r/>
+      <w:r/>
     </w:p>
     <w:p>
       <w:pPr>
@@ -11261,13 +11223,11 @@
         <w:rPr>
           <w:lang w:val="en-AU" w:eastAsia="en-AU"/>
         </w:rPr>
-        <w:t/>
-      </w:r>
-      <w:r>
-        <w:rPr>
-          <w:lang w:val="en-AU" w:eastAsia="en-AU"/>
-        </w:rPr>
-        <w:t xml:space="preserve"/>
+      </w:r>
+      <w:r>
+        <w:rPr>
+          <w:lang w:val="en-AU" w:eastAsia="en-AU"/>
+        </w:rPr>
       </w:r>
     </w:p>
     <w:p>
@@ -11501,13 +11461,11 @@
         <w:rPr>
           <w:lang w:val="en-AU" w:eastAsia="en-AU"/>
         </w:rPr>
-        <w:t/>
-      </w:r>
-      <w:r>
-        <w:rPr>
-          <w:lang w:val="en-AU" w:eastAsia="en-AU"/>
-        </w:rPr>
-        <w:t xml:space="preserve"/>
+      </w:r>
+      <w:r>
+        <w:rPr>
+          <w:lang w:val="en-AU" w:eastAsia="en-AU"/>
+        </w:rPr>
       </w:r>
     </w:p>
     <w:p>
@@ -13795,12 +13753,8 @@
       <w:r>
         <w:t>{%p else %}</w:t>
       </w:r>
-      <w:r>
-        <w:t/>
-      </w:r>
-      <w:r>
-        <w:t xml:space="preserve"/>
-      </w:r>
+      <w:r/>
+      <w:r/>
     </w:p>
     <w:p>
       <w:r>
@@ -13811,12 +13765,8 @@
       <w:r>
         <w:t>{%p endif %}</w:t>
       </w:r>
-      <w:r>
-        <w:t/>
-      </w:r>
-      <w:r>
-        <w:t xml:space="preserve"/>
-      </w:r>
+      <w:r/>
+      <w:r/>
     </w:p>
     <w:p>
       <w:pPr>
@@ -15052,7 +15002,6 @@
                 <w:szCs w:val="20"/>
                 <w:highlight w:val="green"/>
               </w:rPr>
-              <w:t/>
             </w:r>
             <w:r>
               <w:rPr>
@@ -15060,7 +15009,6 @@
                 <w:szCs w:val="20"/>
                 <w:highlight w:val="green"/>
               </w:rPr>
-              <w:t xml:space="preserve"/>
             </w:r>
             <w:r>
               <w:rPr>
@@ -21052,12 +21000,8 @@
       <w:r>
         <w:t>{%p else %}</w:t>
       </w:r>
-      <w:r>
-        <w:t/>
-      </w:r>
-      <w:r>
-        <w:t xml:space="preserve"/>
-      </w:r>
+      <w:r/>
+      <w:r/>
     </w:p>
     <w:p>
       <w:r>
@@ -21068,12 +21012,8 @@
       <w:r>
         <w:t>{%p endif %}</w:t>
       </w:r>
-      <w:r>
-        <w:t/>
-      </w:r>
-      <w:r>
-        <w:t xml:space="preserve"/>
-      </w:r>
+      <w:r/>
+      <w:r/>
     </w:p>
     <w:p>
       <w:r>
@@ -21103,12 +21043,8 @@
       <w:r>
         <w:t>{%p else %}</w:t>
       </w:r>
-      <w:r>
-        <w:t/>
-      </w:r>
-      <w:r>
-        <w:t xml:space="preserve"/>
-      </w:r>
+      <w:r/>
+      <w:r/>
     </w:p>
     <w:p>
       <w:r>
@@ -21119,12 +21055,8 @@
       <w:r>
         <w:t>{%p endif %}</w:t>
       </w:r>
-      <w:r>
-        <w:t/>
-      </w:r>
-      <w:r>
-        <w:t xml:space="preserve"/>
-      </w:r>
+      <w:r/>
+      <w:r/>
     </w:p>
     <w:p>
       <w:pPr>
@@ -22651,28 +22583,25 @@
                 <w:sz w:val="20"/>
                 <w:szCs w:val="20"/>
               </w:rPr>
-              <w:t/>
-            </w:r>
-            <w:r>
-              <w:rPr>
-                <w:sz w:val="20"/>
-                <w:szCs w:val="20"/>
-              </w:rPr>
-              <w:t xml:space="preserve"/>
-            </w:r>
-            <w:r>
-              <w:rPr>
-                <w:sz w:val="20"/>
-                <w:szCs w:val="20"/>
-              </w:rPr>
-              <w:t/>
-            </w:r>
-            <w:r>
-              <w:rPr>
-                <w:sz w:val="20"/>
-                <w:szCs w:val="20"/>
-              </w:rPr>
-              <w:t xml:space="preserve"/>
+            </w:r>
+            <w:r>
+              <w:rPr>
+                <w:sz w:val="20"/>
+                <w:szCs w:val="20"/>
+              </w:rPr>
+              <w:t>{%p endif %}</w:t>
+            </w:r>
+            <w:r>
+              <w:rPr>
+                <w:sz w:val="20"/>
+                <w:szCs w:val="20"/>
+              </w:rPr>
+            </w:r>
+            <w:r>
+              <w:rPr>
+                <w:sz w:val="20"/>
+                <w:szCs w:val="20"/>
+              </w:rPr>
             </w:r>
           </w:p>
         </w:tc>
@@ -29992,14 +29921,12 @@
           <w:highlight w:val="yellow"/>
           <w:lang w:val="en-AU" w:eastAsia="en-AU"/>
         </w:rPr>
-        <w:t/>
       </w:r>
       <w:r>
         <w:rPr>
           <w:highlight w:val="yellow"/>
           <w:lang w:val="en-AU" w:eastAsia="en-AU"/>
         </w:rPr>
-        <w:t xml:space="preserve"/>
       </w:r>
     </w:p>
     <w:p>
@@ -30035,14 +29962,12 @@
           <w:highlight w:val="yellow"/>
           <w:lang w:val="en-AU" w:eastAsia="en-AU"/>
         </w:rPr>
-        <w:t/>
       </w:r>
       <w:r>
         <w:rPr>
           <w:highlight w:val="yellow"/>
           <w:lang w:val="en-AU" w:eastAsia="en-AU"/>
         </w:rPr>
-        <w:t xml:space="preserve"/>
       </w:r>
     </w:p>
     <w:p>

--- a/backend/templates/docx/AM_AI_SAFE_FAIRA_Report_TEMPLATE_v0.38_20260201.docx
+++ b/backend/templates/docx/AM_AI_SAFE_FAIRA_Report_TEMPLATE_v0.38_20260201.docx
@@ -7107,19 +7107,19 @@
         <w:rPr>
           <w:lang w:val="en-AU" w:eastAsia="en-AU"/>
         </w:rPr>
-        <w:t>{%</w:t>
-      </w:r>
-      <w:r>
-        <w:rPr>
-          <w:lang w:val="en-AU" w:eastAsia="en-AU"/>
-        </w:rPr>
-        <w:t>p</w:t>
-      </w:r>
-      <w:r>
-        <w:rPr>
-          <w:lang w:val="en-AU" w:eastAsia="en-AU"/>
-        </w:rPr>
-        <w:t xml:space="preserve"> else %}</w:t>
+        <w:t>{%p else %}</w:t>
+      </w:r>
+      <w:r>
+        <w:rPr>
+          <w:lang w:val="en-AU" w:eastAsia="en-AU"/>
+        </w:rPr>
+        <w:t/>
+      </w:r>
+      <w:r>
+        <w:rPr>
+          <w:lang w:val="en-AU" w:eastAsia="en-AU"/>
+        </w:rPr>
+        <w:t xml:space="preserve"/>
       </w:r>
     </w:p>
     <w:p>
@@ -7147,19 +7147,19 @@
         <w:rPr>
           <w:lang w:val="en-AU" w:eastAsia="en-AU"/>
         </w:rPr>
-        <w:t>{%</w:t>
-      </w:r>
-      <w:r>
-        <w:rPr>
-          <w:lang w:val="en-AU" w:eastAsia="en-AU"/>
-        </w:rPr>
-        <w:t>p</w:t>
-      </w:r>
-      <w:r>
-        <w:rPr>
-          <w:lang w:val="en-AU" w:eastAsia="en-AU"/>
-        </w:rPr>
-        <w:t xml:space="preserve"> endif %}</w:t>
+        <w:t>{%p endif %}</w:t>
+      </w:r>
+      <w:r>
+        <w:rPr>
+          <w:lang w:val="en-AU" w:eastAsia="en-AU"/>
+        </w:rPr>
+        <w:t/>
+      </w:r>
+      <w:r>
+        <w:rPr>
+          <w:lang w:val="en-AU" w:eastAsia="en-AU"/>
+        </w:rPr>
+        <w:t xml:space="preserve"/>
       </w:r>
     </w:p>
     <w:p>
@@ -7207,19 +7207,19 @@
         <w:rPr>
           <w:lang w:val="en-AU" w:eastAsia="en-AU"/>
         </w:rPr>
-        <w:t>{%</w:t>
-      </w:r>
-      <w:r>
-        <w:rPr>
-          <w:lang w:val="en-AU" w:eastAsia="en-AU"/>
-        </w:rPr>
-        <w:t>p</w:t>
-      </w:r>
-      <w:r>
-        <w:rPr>
-          <w:lang w:val="en-AU" w:eastAsia="en-AU"/>
-        </w:rPr>
-        <w:t xml:space="preserve"> else %}</w:t>
+        <w:t>{%p else %}</w:t>
+      </w:r>
+      <w:r>
+        <w:rPr>
+          <w:lang w:val="en-AU" w:eastAsia="en-AU"/>
+        </w:rPr>
+        <w:t/>
+      </w:r>
+      <w:r>
+        <w:rPr>
+          <w:lang w:val="en-AU" w:eastAsia="en-AU"/>
+        </w:rPr>
+        <w:t xml:space="preserve"/>
       </w:r>
     </w:p>
     <w:p>
@@ -7247,19 +7247,19 @@
         <w:rPr>
           <w:lang w:val="en-AU" w:eastAsia="en-AU"/>
         </w:rPr>
-        <w:t>{%</w:t>
-      </w:r>
-      <w:r>
-        <w:rPr>
-          <w:lang w:val="en-AU" w:eastAsia="en-AU"/>
-        </w:rPr>
-        <w:t>p</w:t>
-      </w:r>
-      <w:r>
-        <w:rPr>
-          <w:lang w:val="en-AU" w:eastAsia="en-AU"/>
-        </w:rPr>
-        <w:t xml:space="preserve"> endif %}</w:t>
+        <w:t>{%p endif %}</w:t>
+      </w:r>
+      <w:r>
+        <w:rPr>
+          <w:lang w:val="en-AU" w:eastAsia="en-AU"/>
+        </w:rPr>
+        <w:t/>
+      </w:r>
+      <w:r>
+        <w:rPr>
+          <w:lang w:val="en-AU" w:eastAsia="en-AU"/>
+        </w:rPr>
+        <w:t xml:space="preserve"/>
       </w:r>
     </w:p>
     <w:p>
@@ -9291,71 +9291,71 @@
         <w:rPr>
           <w:lang w:val="en-AU"/>
         </w:rPr>
+        <w:t>{%p endif %}</w:t>
+      </w:r>
+      <w:r>
+        <w:rPr>
+          <w:lang w:val="en-AU"/>
+        </w:rPr>
+        <w:t/>
+      </w:r>
+      <w:r>
+        <w:rPr>
+          <w:lang w:val="en-AU"/>
+        </w:rPr>
+        <w:t xml:space="preserve"> el</w:t>
+      </w:r>
+      <w:r>
+        <w:rPr>
+          <w:lang w:val="en-AU"/>
+        </w:rPr>
+        <w:t>se</w:t>
+      </w:r>
+      <w:r>
+        <w:rPr>
+          <w:lang w:val="en-AU"/>
+        </w:rPr>
+        <w:t xml:space="preserve"> %}</w:t>
+      </w:r>
+    </w:p>
+    <w:p>
+      <w:pPr>
+        <w:spacing w:before="60" w:after="60"/>
+        <w:rPr>
+          <w:lang w:val="en-AU"/>
+        </w:rPr>
+      </w:pPr>
+      <w:r>
+        <w:rPr>
+          <w:lang w:val="en-AU"/>
+        </w:rPr>
+        <w:t>AI outputs are not sent to external systems without human review.</w:t>
+      </w:r>
+    </w:p>
+    <w:p>
+      <w:pPr>
+        <w:spacing w:before="60" w:after="60"/>
+        <w:rPr>
+          <w:lang w:val="en-AU"/>
+        </w:rPr>
+      </w:pPr>
+      <w:r>
+        <w:rPr>
+          <w:lang w:val="en-AU"/>
+        </w:rPr>
         <w:t>{%</w:t>
       </w:r>
       <w:r>
         <w:rPr>
           <w:lang w:val="en-AU"/>
         </w:rPr>
-        <w:t>p</w:t>
+        <w:t xml:space="preserve">p </w:t>
       </w:r>
       <w:r>
         <w:rPr>
           <w:lang w:val="en-AU"/>
         </w:rPr>
-        <w:t xml:space="preserve"> el</w:t>
-      </w:r>
-      <w:r>
-        <w:rPr>
-          <w:lang w:val="en-AU"/>
-        </w:rPr>
-        <w:t>se</w:t>
-      </w:r>
-      <w:r>
-        <w:rPr>
-          <w:lang w:val="en-AU"/>
-        </w:rPr>
-        <w:t xml:space="preserve"> %}</w:t>
-      </w:r>
-    </w:p>
-    <w:p>
-      <w:pPr>
-        <w:spacing w:before="60" w:after="60"/>
-        <w:rPr>
-          <w:lang w:val="en-AU"/>
-        </w:rPr>
-      </w:pPr>
-      <w:r>
-        <w:rPr>
-          <w:lang w:val="en-AU"/>
-        </w:rPr>
-        <w:t>AI outputs are not sent to external systems without human review.</w:t>
-      </w:r>
-    </w:p>
-    <w:p>
-      <w:pPr>
-        <w:spacing w:before="60" w:after="60"/>
-        <w:rPr>
-          <w:lang w:val="en-AU"/>
-        </w:rPr>
-      </w:pPr>
-      <w:r>
-        <w:rPr>
-          <w:lang w:val="en-AU"/>
-        </w:rPr>
-        <w:t>{%</w:t>
-      </w:r>
-      <w:r>
-        <w:rPr>
-          <w:lang w:val="en-AU"/>
-        </w:rPr>
-        <w:t xml:space="preserve">p </w:t>
-      </w:r>
-      <w:r>
-        <w:rPr>
-          <w:lang w:val="en-AU"/>
-        </w:rPr>
-        <w:t>endif %}</w:t>
+        <w:t/>
       </w:r>
     </w:p>
     <w:p>
@@ -9445,6 +9445,58 @@
         <w:rPr>
           <w:lang w:val="en-AU"/>
         </w:rPr>
+        <w:t>{%p endif %}</w:t>
+      </w:r>
+      <w:r>
+        <w:rPr>
+          <w:lang w:val="en-AU"/>
+        </w:rPr>
+        <w:t/>
+      </w:r>
+      <w:r>
+        <w:rPr>
+          <w:lang w:val="en-AU"/>
+        </w:rPr>
+        <w:t xml:space="preserve"> el</w:t>
+      </w:r>
+      <w:r>
+        <w:rPr>
+          <w:lang w:val="en-AU"/>
+        </w:rPr>
+        <w:t>se</w:t>
+      </w:r>
+      <w:r>
+        <w:rPr>
+          <w:lang w:val="en-AU"/>
+        </w:rPr>
+        <w:t xml:space="preserve"> %}</w:t>
+      </w:r>
+    </w:p>
+    <w:p>
+      <w:pPr>
+        <w:spacing w:before="60" w:after="60"/>
+        <w:rPr>
+          <w:lang w:val="en-AU"/>
+        </w:rPr>
+      </w:pPr>
+      <w:r>
+        <w:rPr>
+          <w:lang w:val="en-AU"/>
+        </w:rPr>
+        <w:t>The assessment indicates that unauthorised access to AI outputs has not been identified within the scope of this assessment.</w:t>
+      </w:r>
+    </w:p>
+    <w:p>
+      <w:pPr>
+        <w:spacing w:before="60" w:after="60"/>
+        <w:rPr>
+          <w:lang w:val="en-AU"/>
+        </w:rPr>
+      </w:pPr>
+      <w:r>
+        <w:rPr>
+          <w:lang w:val="en-AU"/>
+        </w:rPr>
         <w:t>{%</w:t>
       </w:r>
       <w:r>
@@ -9457,6 +9509,60 @@
         <w:rPr>
           <w:lang w:val="en-AU"/>
         </w:rPr>
+        <w:t xml:space="preserve"/>
+      </w:r>
+    </w:p>
+    <w:p>
+      <w:pPr>
+        <w:spacing w:before="60" w:after="60"/>
+        <w:rPr>
+          <w:lang w:val="en-AU"/>
+        </w:rPr>
+      </w:pPr>
+      <w:r>
+        <w:rPr>
+          <w:lang w:val="en-AU"/>
+        </w:rPr>
+        <w:t>{%p if faira_form.A4_6 == “Yes” %}</w:t>
+      </w:r>
+    </w:p>
+    <w:p>
+      <w:pPr>
+        <w:spacing w:before="60" w:after="60"/>
+        <w:rPr>
+          <w:lang w:val="en-AU"/>
+        </w:rPr>
+      </w:pPr>
+      <w:r>
+        <w:rPr>
+          <w:lang w:val="en-AU"/>
+        </w:rPr>
+        <w:t>The AI outputs have been identified as potentially including regulated or sensitive information. The categories of regulated or sensitive data involved include {{ faira_form.A4_6_data_types | format_list }}.</w:t>
+      </w:r>
+    </w:p>
+    <w:p>
+      <w:pPr>
+        <w:spacing w:before="60" w:after="60"/>
+        <w:rPr>
+          <w:lang w:val="en-AU"/>
+        </w:rPr>
+      </w:pPr>
+      <w:r>
+        <w:rPr>
+          <w:lang w:val="en-AU"/>
+        </w:rPr>
+        <w:t>{%p endif %}</w:t>
+      </w:r>
+      <w:r>
+        <w:rPr>
+          <w:lang w:val="en-AU"/>
+        </w:rPr>
+        <w:t/>
+      </w:r>
+      <w:r>
+        <w:rPr>
+          <w:lang w:val="en-AU"/>
+        </w:rPr>
         <w:t xml:space="preserve"> el</w:t>
       </w:r>
       <w:r>
@@ -9483,7 +9589,7 @@
         <w:rPr>
           <w:lang w:val="en-AU"/>
         </w:rPr>
-        <w:t>The assessment indicates that unauthorised access to AI outputs has not been identified within the scope of this assessment.</w:t>
+        <w:t>The AI outputs have not been identified as including regulated or sensitive information.</w:t>
       </w:r>
     </w:p>
     <w:p>
@@ -9509,149 +9615,43 @@
         <w:rPr>
           <w:lang w:val="en-AU"/>
         </w:rPr>
-        <w:t xml:space="preserve"> endif %}</w:t>
-      </w:r>
-    </w:p>
-    <w:p>
-      <w:pPr>
-        <w:spacing w:before="60" w:after="60"/>
-        <w:rPr>
-          <w:lang w:val="en-AU"/>
-        </w:rPr>
-      </w:pPr>
-      <w:r>
-        <w:rPr>
-          <w:lang w:val="en-AU"/>
-        </w:rPr>
-        <w:t>{%p if faira_form.A4_6 == “Yes” %}</w:t>
-      </w:r>
-    </w:p>
-    <w:p>
-      <w:pPr>
-        <w:spacing w:before="60" w:after="60"/>
-        <w:rPr>
-          <w:lang w:val="en-AU"/>
-        </w:rPr>
-      </w:pPr>
-      <w:r>
-        <w:rPr>
-          <w:lang w:val="en-AU"/>
-        </w:rPr>
-        <w:t>The AI outputs have been identified as potentially including regulated or sensitive information. The categories of regulated or sensitive data involved include {{ faira_form.A4_6_data_types | format_list }}.</w:t>
-      </w:r>
-    </w:p>
-    <w:p>
-      <w:pPr>
-        <w:spacing w:before="60" w:after="60"/>
-        <w:rPr>
-          <w:lang w:val="en-AU"/>
-        </w:rPr>
-      </w:pPr>
-      <w:r>
-        <w:rPr>
-          <w:lang w:val="en-AU"/>
-        </w:rPr>
+        <w:t xml:space="preserve"/>
+      </w:r>
+    </w:p>
+    <w:p>
+      <w:r>
+        <w:t>{%p if faira_form.A4_7 == “Yes” %}</w:t>
+      </w:r>
+    </w:p>
+    <w:p>
+      <w:r>
+        <w:t>The assessment indicates that AI outputs may contain personally identifiable information (PII). The PII categories identified include {{ faira_form.A4_7_pii_types | format_list if faira_form.A4_7_pii_types else "type(s) not specified" }}. Access to outputs containing PII is described as {{ faira_form.A4_7_access_scope if faira_form.A4_7_access_scope else "not specified" }}. Controls limiting access to outputs containing PII include {{ faira_form.A4_7_access_controls | format_list if faira_form.A4_7_access_controls else "control(s) not specified" }}</w:t>
+      </w:r>
+      <w:r>
+        <w:t>.</w:t>
+      </w:r>
+    </w:p>
+    <w:p>
+      <w:r>
+        <w:t>{% if faira_form.A4_7_notes %}. Additional notes: {{ faira_form.A4_7_notes }}</w:t>
+      </w:r>
+      <w:r>
+        <w:t>.</w:t>
+      </w:r>
+    </w:p>
+    <w:p>
+      <w:r>
+        <w:t>{% endif %}</w:t>
+      </w:r>
+    </w:p>
+    <w:p>
+      <w:r>
         <w:t>{%</w:t>
       </w:r>
       <w:r>
-        <w:rPr>
-          <w:lang w:val="en-AU"/>
-        </w:rPr>
         <w:t>p</w:t>
       </w:r>
       <w:r>
-        <w:rPr>
-          <w:lang w:val="en-AU"/>
-        </w:rPr>
-        <w:t xml:space="preserve"> el</w:t>
-      </w:r>
-      <w:r>
-        <w:rPr>
-          <w:lang w:val="en-AU"/>
-        </w:rPr>
-        <w:t>se</w:t>
-      </w:r>
-      <w:r>
-        <w:rPr>
-          <w:lang w:val="en-AU"/>
-        </w:rPr>
-        <w:t xml:space="preserve"> %}</w:t>
-      </w:r>
-    </w:p>
-    <w:p>
-      <w:pPr>
-        <w:spacing w:before="60" w:after="60"/>
-        <w:rPr>
-          <w:lang w:val="en-AU"/>
-        </w:rPr>
-      </w:pPr>
-      <w:r>
-        <w:rPr>
-          <w:lang w:val="en-AU"/>
-        </w:rPr>
-        <w:t>The AI outputs have not been identified as including regulated or sensitive information.</w:t>
-      </w:r>
-    </w:p>
-    <w:p>
-      <w:pPr>
-        <w:spacing w:before="60" w:after="60"/>
-        <w:rPr>
-          <w:lang w:val="en-AU"/>
-        </w:rPr>
-      </w:pPr>
-      <w:r>
-        <w:rPr>
-          <w:lang w:val="en-AU"/>
-        </w:rPr>
-        <w:t>{%</w:t>
-      </w:r>
-      <w:r>
-        <w:rPr>
-          <w:lang w:val="en-AU"/>
-        </w:rPr>
-        <w:t>p</w:t>
-      </w:r>
-      <w:r>
-        <w:rPr>
-          <w:lang w:val="en-AU"/>
-        </w:rPr>
-        <w:t xml:space="preserve"> endif %}</w:t>
-      </w:r>
-    </w:p>
-    <w:p>
-      <w:r>
-        <w:t>{%p if faira_form.A4_7 == “Yes” %}</w:t>
-      </w:r>
-    </w:p>
-    <w:p>
-      <w:r>
-        <w:t>The assessment indicates that AI outputs may contain personally identifiable information (PII). The PII categories identified include {{ faira_form.A4_7_pii_types | format_list if faira_form.A4_7_pii_types else "type(s) not specified" }}. Access to outputs containing PII is described as {{ faira_form.A4_7_access_scope if faira_form.A4_7_access_scope else "not specified" }}. Controls limiting access to outputs containing PII include {{ faira_form.A4_7_access_controls | format_list if faira_form.A4_7_access_controls else "control(s) not specified" }}</w:t>
-      </w:r>
-      <w:r>
-        <w:t>.</w:t>
-      </w:r>
-    </w:p>
-    <w:p>
-      <w:r>
-        <w:t>{% if faira_form.A4_7_notes %}. Additional notes: {{ faira_form.A4_7_notes }}</w:t>
-      </w:r>
-      <w:r>
-        <w:t>.</w:t>
-      </w:r>
-    </w:p>
-    <w:p>
-      <w:r>
-        <w:t>{% endif %}</w:t>
-      </w:r>
-    </w:p>
-    <w:p>
-      <w:r>
-        <w:t>{%</w:t>
-      </w:r>
-      <w:r>
-        <w:t>p</w:t>
-      </w:r>
-      <w:r>
         <w:t xml:space="preserve"> else </w:t>
       </w:r>
       <w:r>
@@ -9665,13 +9665,13 @@
     </w:p>
     <w:p>
       <w:r>
-        <w:t>{%</w:t>
-      </w:r>
-      <w:r>
-        <w:t>p</w:t>
-      </w:r>
-      <w:r>
-        <w:t xml:space="preserve"> endif %}</w:t>
+        <w:t>{%p endif %}</w:t>
+      </w:r>
+      <w:r>
+        <w:t/>
+      </w:r>
+      <w:r>
+        <w:t xml:space="preserve"/>
       </w:r>
     </w:p>
     <w:p>
@@ -11106,10 +11106,26 @@
         <w:t>{%</w:t>
       </w:r>
       <w:r>
+        <w:t>{%p endif %}</w:t>
+      </w:r>
+      <w:r>
+        <w:t xml:space="preserve"/>
+      </w:r>
+    </w:p>
+    <w:p>
+      <w:r>
+        <w:t>{%</w:t>
+      </w:r>
+      <w:r>
         <w:t>p</w:t>
       </w:r>
       <w:r>
-        <w:t xml:space="preserve"> endif %}</w:t>
+        <w:t xml:space="preserve"> else %}</w:t>
+      </w:r>
+    </w:p>
+    <w:p>
+      <w:r>
+        <w:t>The assessment indicates that AI inputs, outputs, and/or decisions are not logged or recorded.</w:t>
       </w:r>
     </w:p>
     <w:p>
@@ -11117,157 +11133,141 @@
         <w:t>{%</w:t>
       </w:r>
       <w:r>
+        <w:t>{%p endif %}</w:t>
+      </w:r>
+      <w:r>
+        <w:t xml:space="preserve"/>
+      </w:r>
+    </w:p>
+    <w:p>
+      <w:pPr>
+        <w:rPr>
+          <w:lang w:val="en-AU" w:eastAsia="en-AU"/>
+        </w:rPr>
+      </w:pPr>
+      <w:r>
+        <w:rPr>
+          <w:lang w:val="en-AU" w:eastAsia="en-AU"/>
+        </w:rPr>
+        <w:t xml:space="preserve">Monitoring and evaluation of the AI system are supported through {{ faira_form.A5_3 | format_list }}, with monitoring activities occurring {{ faira_form.A5_4 }}. Responsibility for conducting monitoring and evaluation activities rests with </w:t>
+      </w:r>
+      <w:r>
+        <w:rPr>
+          <w:lang w:val="en-AU" w:eastAsia="en-AU"/>
+        </w:rPr>
+        <w:t xml:space="preserve">the </w:t>
+      </w:r>
+      <w:r>
+        <w:rPr>
+          <w:lang w:val="en-AU" w:eastAsia="en-AU"/>
+        </w:rPr>
+        <w:t>{{ faira_form.A5_6 }}.</w:t>
+      </w:r>
+    </w:p>
+    <w:p>
+      <w:pPr>
+        <w:spacing w:before="60" w:after="60"/>
+        <w:rPr>
+          <w:lang w:val="en-AU" w:eastAsia="en-AU"/>
+        </w:rPr>
+      </w:pPr>
+      <w:r>
+        <w:rPr>
+          <w:lang w:val="en-AU" w:eastAsia="en-AU"/>
+        </w:rPr>
+        <w:t>{%p if faira_form.A5_5 == “Yes” %}</w:t>
+      </w:r>
+    </w:p>
+    <w:p>
+      <w:pPr>
+        <w:spacing w:before="60" w:after="60"/>
+        <w:rPr>
+          <w:lang w:val="en-AU" w:eastAsia="en-AU"/>
+        </w:rPr>
+      </w:pPr>
+      <w:r>
+        <w:rPr>
+          <w:lang w:val="en-AU" w:eastAsia="en-AU"/>
+        </w:rPr>
+        <w:t>The AI system has been subject to independent review.</w:t>
+      </w:r>
+    </w:p>
+    <w:p>
+      <w:pPr>
+        <w:spacing w:before="60" w:after="60"/>
+        <w:rPr>
+          <w:lang w:val="en-AU" w:eastAsia="en-AU"/>
+        </w:rPr>
+      </w:pPr>
+      <w:r>
+        <w:rPr>
+          <w:lang w:val="en-AU" w:eastAsia="en-AU"/>
+        </w:rPr>
+        <w:t>{%p endif %}</w:t>
+      </w:r>
+      <w:r>
+        <w:rPr>
+          <w:lang w:val="en-AU" w:eastAsia="en-AU"/>
+        </w:rPr>
+        <w:t/>
+      </w:r>
+      <w:r>
+        <w:rPr>
+          <w:lang w:val="en-AU" w:eastAsia="en-AU"/>
+        </w:rPr>
+        <w:t xml:space="preserve"> el</w:t>
+      </w:r>
+      <w:r>
+        <w:rPr>
+          <w:lang w:val="en-AU" w:eastAsia="en-AU"/>
+        </w:rPr>
+        <w:t>se</w:t>
+      </w:r>
+      <w:r>
+        <w:rPr>
+          <w:lang w:val="en-AU" w:eastAsia="en-AU"/>
+        </w:rPr>
+        <w:t xml:space="preserve"> %}</w:t>
+      </w:r>
+    </w:p>
+    <w:p>
+      <w:pPr>
+        <w:spacing w:before="60" w:after="60"/>
+        <w:rPr>
+          <w:lang w:val="en-AU" w:eastAsia="en-AU"/>
+        </w:rPr>
+      </w:pPr>
+      <w:r>
+        <w:rPr>
+          <w:lang w:val="en-AU" w:eastAsia="en-AU"/>
+        </w:rPr>
+        <w:t>The AI system has not been subject to independent review.</w:t>
+      </w:r>
+    </w:p>
+    <w:p>
+      <w:pPr>
+        <w:spacing w:before="60" w:after="60"/>
+        <w:rPr>
+          <w:lang w:val="en-AU" w:eastAsia="en-AU"/>
+        </w:rPr>
+      </w:pPr>
+      <w:r>
+        <w:rPr>
+          <w:lang w:val="en-AU" w:eastAsia="en-AU"/>
+        </w:rPr>
+        <w:t>{%</w:t>
+      </w:r>
+      <w:r>
+        <w:rPr>
+          <w:lang w:val="en-AU" w:eastAsia="en-AU"/>
+        </w:rPr>
         <w:t>p</w:t>
       </w:r>
       <w:r>
-        <w:t xml:space="preserve"> else %}</w:t>
-      </w:r>
-    </w:p>
-    <w:p>
-      <w:r>
-        <w:t>The assessment indicates that AI inputs, outputs, and/or decisions are not logged or recorded.</w:t>
-      </w:r>
-    </w:p>
-    <w:p>
-      <w:r>
-        <w:t>{%</w:t>
-      </w:r>
-      <w:r>
-        <w:t>p</w:t>
-      </w:r>
-      <w:r>
-        <w:t xml:space="preserve"> endif %}</w:t>
-      </w:r>
-    </w:p>
-    <w:p>
-      <w:pPr>
-        <w:rPr>
-          <w:lang w:val="en-AU" w:eastAsia="en-AU"/>
-        </w:rPr>
-      </w:pPr>
-      <w:r>
-        <w:rPr>
-          <w:lang w:val="en-AU" w:eastAsia="en-AU"/>
-        </w:rPr>
-        <w:t xml:space="preserve">Monitoring and evaluation of the AI system are supported through {{ faira_form.A5_3 | format_list }}, with monitoring activities occurring {{ faira_form.A5_4 }}. Responsibility for conducting monitoring and evaluation activities rests with </w:t>
-      </w:r>
-      <w:r>
-        <w:rPr>
-          <w:lang w:val="en-AU" w:eastAsia="en-AU"/>
-        </w:rPr>
-        <w:t xml:space="preserve">the </w:t>
-      </w:r>
-      <w:r>
-        <w:rPr>
-          <w:lang w:val="en-AU" w:eastAsia="en-AU"/>
-        </w:rPr>
-        <w:t>{{ faira_form.A5_6 }}.</w:t>
-      </w:r>
-    </w:p>
-    <w:p>
-      <w:pPr>
-        <w:spacing w:before="60" w:after="60"/>
-        <w:rPr>
-          <w:lang w:val="en-AU" w:eastAsia="en-AU"/>
-        </w:rPr>
-      </w:pPr>
-      <w:r>
-        <w:rPr>
-          <w:lang w:val="en-AU" w:eastAsia="en-AU"/>
-        </w:rPr>
-        <w:t>{%p if faira_form.A5_5 == “Yes” %}</w:t>
-      </w:r>
-    </w:p>
-    <w:p>
-      <w:pPr>
-        <w:spacing w:before="60" w:after="60"/>
-        <w:rPr>
-          <w:lang w:val="en-AU" w:eastAsia="en-AU"/>
-        </w:rPr>
-      </w:pPr>
-      <w:r>
-        <w:rPr>
-          <w:lang w:val="en-AU" w:eastAsia="en-AU"/>
-        </w:rPr>
-        <w:t>The AI system has been subject to independent review.</w:t>
-      </w:r>
-    </w:p>
-    <w:p>
-      <w:pPr>
-        <w:spacing w:before="60" w:after="60"/>
-        <w:rPr>
-          <w:lang w:val="en-AU" w:eastAsia="en-AU"/>
-        </w:rPr>
-      </w:pPr>
-      <w:r>
-        <w:rPr>
-          <w:lang w:val="en-AU" w:eastAsia="en-AU"/>
-        </w:rPr>
-        <w:t>{%</w:t>
-      </w:r>
-      <w:r>
-        <w:rPr>
-          <w:lang w:val="en-AU" w:eastAsia="en-AU"/>
-        </w:rPr>
-        <w:t>p</w:t>
-      </w:r>
-      <w:r>
-        <w:rPr>
-          <w:lang w:val="en-AU" w:eastAsia="en-AU"/>
-        </w:rPr>
-        <w:t xml:space="preserve"> el</w:t>
-      </w:r>
-      <w:r>
-        <w:rPr>
-          <w:lang w:val="en-AU" w:eastAsia="en-AU"/>
-        </w:rPr>
-        <w:t>se</w:t>
-      </w:r>
-      <w:r>
-        <w:rPr>
-          <w:lang w:val="en-AU" w:eastAsia="en-AU"/>
-        </w:rPr>
-        <w:t xml:space="preserve"> %}</w:t>
-      </w:r>
-    </w:p>
-    <w:p>
-      <w:pPr>
-        <w:spacing w:before="60" w:after="60"/>
-        <w:rPr>
-          <w:lang w:val="en-AU" w:eastAsia="en-AU"/>
-        </w:rPr>
-      </w:pPr>
-      <w:r>
-        <w:rPr>
-          <w:lang w:val="en-AU" w:eastAsia="en-AU"/>
-        </w:rPr>
-        <w:t>The AI system has not been subject to independent review.</w:t>
-      </w:r>
-    </w:p>
-    <w:p>
-      <w:pPr>
-        <w:spacing w:before="60" w:after="60"/>
-        <w:rPr>
-          <w:lang w:val="en-AU" w:eastAsia="en-AU"/>
-        </w:rPr>
-      </w:pPr>
-      <w:r>
-        <w:rPr>
-          <w:lang w:val="en-AU" w:eastAsia="en-AU"/>
-        </w:rPr>
-        <w:t>{%</w:t>
-      </w:r>
-      <w:r>
-        <w:rPr>
-          <w:lang w:val="en-AU" w:eastAsia="en-AU"/>
-        </w:rPr>
-        <w:t>p</w:t>
-      </w:r>
-      <w:r>
-        <w:rPr>
-          <w:lang w:val="en-AU" w:eastAsia="en-AU"/>
-        </w:rPr>
-        <w:t xml:space="preserve"> endif %}</w:t>
+        <w:rPr>
+          <w:lang w:val="en-AU" w:eastAsia="en-AU"/>
+        </w:rPr>
+        <w:t xml:space="preserve"/>
       </w:r>
     </w:p>
     <w:p>
@@ -11444,13 +11444,13 @@
         <w:rPr>
           <w:lang w:val="en-AU" w:eastAsia="en-AU"/>
         </w:rPr>
-        <w:t>{%</w:t>
-      </w:r>
-      <w:r>
-        <w:rPr>
-          <w:lang w:val="en-AU" w:eastAsia="en-AU"/>
-        </w:rPr>
-        <w:t>p</w:t>
+        <w:t>{%p endif %}</w:t>
+      </w:r>
+      <w:r>
+        <w:rPr>
+          <w:lang w:val="en-AU" w:eastAsia="en-AU"/>
+        </w:rPr>
+        <w:t/>
       </w:r>
       <w:r>
         <w:rPr>
@@ -11507,7 +11507,7 @@
         <w:rPr>
           <w:lang w:val="en-AU" w:eastAsia="en-AU"/>
         </w:rPr>
-        <w:t xml:space="preserve"> endif %}</w:t>
+        <w:t xml:space="preserve"/>
       </w:r>
     </w:p>
     <w:p>
@@ -13812,10 +13812,10 @@
         <w:t>{%</w:t>
       </w:r>
       <w:r>
-        <w:t>p</w:t>
-      </w:r>
-      <w:r>
-        <w:t xml:space="preserve"> endif %}</w:t>
+        <w:t>{%p endif %}</w:t>
+      </w:r>
+      <w:r>
+        <w:t xml:space="preserve"/>
       </w:r>
     </w:p>
     <w:p>
@@ -14882,7 +14882,7 @@
                 <w:szCs w:val="20"/>
                 <w:highlight w:val="green"/>
               </w:rPr>
-              <w:t>{%</w:t>
+              <w:t>{%p endif %}</w:t>
             </w:r>
             <w:r>
               <w:rPr>
@@ -14890,7 +14890,7 @@
                 <w:szCs w:val="20"/>
                 <w:highlight w:val="green"/>
               </w:rPr>
-              <w:t>p</w:t>
+              <w:t/>
             </w:r>
             <w:r>
               <w:rPr>
@@ -15084,7 +15084,7 @@
                 <w:szCs w:val="20"/>
                 <w:highlight w:val="green"/>
               </w:rPr>
-              <w:t xml:space="preserve"> endif %}</w:t>
+              <w:t xml:space="preserve"/>
             </w:r>
           </w:p>
         </w:tc>
@@ -21069,34 +21069,50 @@
         <w:t>{%</w:t>
       </w:r>
       <w:r>
+        <w:t>{%p endif %}</w:t>
+      </w:r>
+      <w:r>
+        <w:t xml:space="preserve"/>
+      </w:r>
+    </w:p>
+    <w:p>
+      <w:r>
+        <w:t>{%p if faira_form.B6_4 == “Yes” %}</w:t>
+      </w:r>
+    </w:p>
+    <w:p>
+      <w:r>
+        <w:t>The assessment indicates that meaningful explanations of AI-supported outcomes can be provided to users and/or affected individuals. Explanations are available to {{ faira_form.B6_4_audience | format_list if faira_form.B6_4_audience else "audience not specified" }} and are delivered through {{ faira_form.B6_4_explanation_methods | format_list if faira_form.B6_4_explanation_methods else "method(s) not specified" }}.</w:t>
+      </w:r>
+    </w:p>
+    <w:p>
+      <w:r>
+        <w:t xml:space="preserve">Explanations are available {{ faira_form.B6_4_timing if faira_form.B6_4_timing else "at a time not specified" }} and include information such as {{ faira_form.B6_4_explanation_content | format_list if faira_form.B6_4_explanation_content else "content not specified" }}. The accessibility of explanations to non-technical audiences is described as {{ faira_form.B6_4_accessibility if faira_form.B6_4_accessibility else "not specified" }}{% if faira_form.B6_4_limitations_disclosed %}, with limitations or uncertainty </w:t>
+      </w:r>
+      <w:r>
+        <w:rPr>
+          <w:highlight w:val="yellow"/>
+        </w:rPr>
+        <w:t>{{ faira_form.B6_4_limitations_disclosed | lower }}</w:t>
+      </w:r>
+      <w:r>
+        <w:t>{% endif %}{% if faira_form.B6_4_notes %}. Additional notes: {{ faira_form.B6_4_notes }}{% endif %}.</w:t>
+      </w:r>
+    </w:p>
+    <w:p>
+      <w:r>
+        <w:t>{%</w:t>
+      </w:r>
+      <w:r>
         <w:t>p</w:t>
       </w:r>
       <w:r>
-        <w:t xml:space="preserve"> endif %}</w:t>
-      </w:r>
-    </w:p>
-    <w:p>
-      <w:r>
-        <w:t>{%p if faira_form.B6_4 == “Yes” %}</w:t>
-      </w:r>
-    </w:p>
-    <w:p>
-      <w:r>
-        <w:t>The assessment indicates that meaningful explanations of AI-supported outcomes can be provided to users and/or affected individuals. Explanations are available to {{ faira_form.B6_4_audience | format_list if faira_form.B6_4_audience else "audience not specified" }} and are delivered through {{ faira_form.B6_4_explanation_methods | format_list if faira_form.B6_4_explanation_methods else "method(s) not specified" }}.</w:t>
-      </w:r>
-    </w:p>
-    <w:p>
-      <w:r>
-        <w:t xml:space="preserve">Explanations are available {{ faira_form.B6_4_timing if faira_form.B6_4_timing else "at a time not specified" }} and include information such as {{ faira_form.B6_4_explanation_content | format_list if faira_form.B6_4_explanation_content else "content not specified" }}. The accessibility of explanations to non-technical audiences is described as {{ faira_form.B6_4_accessibility if faira_form.B6_4_accessibility else "not specified" }}{% if faira_form.B6_4_limitations_disclosed %}, with limitations or uncertainty </w:t>
-      </w:r>
-      <w:r>
-        <w:rPr>
-          <w:highlight w:val="yellow"/>
-        </w:rPr>
-        <w:t>{{ faira_form.B6_4_limitations_disclosed | lower }}</w:t>
-      </w:r>
-      <w:r>
-        <w:t>{% endif %}{% if faira_form.B6_4_notes %}. Additional notes: {{ faira_form.B6_4_notes }}{% endif %}.</w:t>
+        <w:t xml:space="preserve"> else %}</w:t>
+      </w:r>
+    </w:p>
+    <w:p>
+      <w:r>
+        <w:t>The assessment indicates that meaningful explanations of AI-supported outcomes cannot be provided to users or affected individuals.</w:t>
       </w:r>
     </w:p>
     <w:p>
@@ -21104,26 +21120,10 @@
         <w:t>{%</w:t>
       </w:r>
       <w:r>
-        <w:t>p</w:t>
-      </w:r>
-      <w:r>
-        <w:t xml:space="preserve"> else %}</w:t>
-      </w:r>
-    </w:p>
-    <w:p>
-      <w:r>
-        <w:t>The assessment indicates that meaningful explanations of AI-supported outcomes cannot be provided to users or affected individuals.</w:t>
-      </w:r>
-    </w:p>
-    <w:p>
-      <w:r>
-        <w:t>{%</w:t>
-      </w:r>
-      <w:r>
-        <w:t>p</w:t>
-      </w:r>
-      <w:r>
-        <w:t xml:space="preserve"> endif %}</w:t>
+        <w:t>{%p endif %}</w:t>
+      </w:r>
+      <w:r>
+        <w:t xml:space="preserve"/>
       </w:r>
     </w:p>
     <w:p>
@@ -22496,14 +22496,14 @@
                 <w:sz w:val="20"/>
                 <w:szCs w:val="20"/>
               </w:rPr>
-              <w:t>{%</w:t>
-            </w:r>
-            <w:r>
-              <w:rPr>
-                <w:sz w:val="20"/>
-                <w:szCs w:val="20"/>
-              </w:rPr>
-              <w:t>p</w:t>
+              <w:t>{%p endif %}</w:t>
+            </w:r>
+            <w:r>
+              <w:rPr>
+                <w:sz w:val="20"/>
+                <w:szCs w:val="20"/>
+              </w:rPr>
+              <w:t/>
             </w:r>
             <w:r>
               <w:rPr>
@@ -22672,7 +22672,7 @@
                 <w:sz w:val="20"/>
                 <w:szCs w:val="20"/>
               </w:rPr>
-              <w:t xml:space="preserve"> endif %}</w:t>
+              <w:t xml:space="preserve"/>
             </w:r>
           </w:p>
         </w:tc>
@@ -29345,14 +29345,14 @@
           <w:highlight w:val="yellow"/>
           <w:lang w:val="en-AU" w:eastAsia="en-AU"/>
         </w:rPr>
-        <w:t>{%</w:t>
+        <w:t>{%p else %}</w:t>
       </w:r>
       <w:r>
         <w:rPr>
           <w:highlight w:val="yellow"/>
           <w:lang w:val="en-AU" w:eastAsia="en-AU"/>
         </w:rPr>
-        <w:t>p</w:t>
+        <w:t/>
       </w:r>
       <w:r>
         <w:rPr>
@@ -29999,7 +29999,7 @@
           <w:highlight w:val="yellow"/>
           <w:lang w:val="en-AU" w:eastAsia="en-AU"/>
         </w:rPr>
-        <w:t xml:space="preserve"> else %}</w:t>
+        <w:t xml:space="preserve"/>
       </w:r>
     </w:p>
     <w:p>
@@ -30028,21 +30028,21 @@
           <w:highlight w:val="yellow"/>
           <w:lang w:val="en-AU" w:eastAsia="en-AU"/>
         </w:rPr>
-        <w:t>{%</w:t>
+        <w:t>{%p endif %}</w:t>
       </w:r>
       <w:r>
         <w:rPr>
           <w:highlight w:val="yellow"/>
           <w:lang w:val="en-AU" w:eastAsia="en-AU"/>
         </w:rPr>
-        <w:t>p</w:t>
+        <w:t/>
       </w:r>
       <w:r>
         <w:rPr>
           <w:highlight w:val="yellow"/>
           <w:lang w:val="en-AU" w:eastAsia="en-AU"/>
         </w:rPr>
-        <w:t xml:space="preserve"> endif %}</w:t>
+        <w:t xml:space="preserve"/>
       </w:r>
     </w:p>
     <w:p>

--- a/backend/templates/docx/AM_AI_SAFE_FAIRA_Report_TEMPLATE_v0.38_20260201.docx
+++ b/backend/templates/docx/AM_AI_SAFE_FAIRA_Report_TEMPLATE_v0.38_20260201.docx
@@ -9503,7 +9503,7 @@
         <w:rPr>
           <w:lang w:val="en-AU"/>
         </w:rPr>
-        <w:t>p</w:t>
+        <w:t/>
       </w:r>
       <w:r>
         <w:rPr>
@@ -29992,7 +29992,7 @@
           <w:highlight w:val="yellow"/>
           <w:lang w:val="en-AU" w:eastAsia="en-AU"/>
         </w:rPr>
-        <w:t>p</w:t>
+        <w:t/>
       </w:r>
       <w:r>
         <w:rPr>
